--- a/docs/integration/editor-and-api.docx
+++ b/docs/integration/editor-and-api.docx
@@ -33,7 +33,83 @@
           <w:sz w:val="20"/>
           <w:szCs w:val="20"/>
         </w:rPr>
-        <w:t xml:space="preserve">Версия 1 · 22.09.2026 · Владимиров. Решения приняты; редактор Алексея подстраивается под них. Что поменять у себя — в разделе 6.</w:t>
+        <w:t xml:space="preserve">Версия 2 · 24.09.2026 · Владимиров. Решения приняты; редактор Алексея подстраивается под них. Что поменять у себя — в разделе 6, ответы на заявку Алексея от 24.09 — в разделе 9.</w:t>
+      </w:r>
+    </w:p>
+    <w:p>
+      <w:pPr>
+        <w:spacing w:after="120" w:line="288"/>
+      </w:pPr>
+      <w:r>
+        <w:rPr>
+          <w:rFonts w:ascii="Calibri" w:cs="Calibri" w:eastAsia="Calibri" w:hAnsi="Calibri"/>
+          <w:color w:val="15181C"/>
+        </w:rPr>
+        <w:t xml:space="preserve">Изменения версии 2: маршруты приведены к </w:t>
+      </w:r>
+      <w:r>
+        <w:rPr>
+          <w:rFonts w:ascii="Consolas" w:cs="Consolas" w:eastAsia="Consolas" w:hAnsi="Consolas"/>
+          <w:color w:val="9A3412"/>
+          <w:sz w:val="19"/>
+          <w:szCs w:val="19"/>
+        </w:rPr>
+        <w:t xml:space="preserve">api-routes.md</w:t>
+      </w:r>
+      <w:r>
+        <w:rPr>
+          <w:rFonts w:ascii="Calibri" w:cs="Calibri" w:eastAsia="Calibri" w:hAnsi="Calibri"/>
+          <w:color w:val="15181C"/>
+        </w:rPr>
+        <w:t xml:space="preserve"> (было одной ручкой </w:t>
+      </w:r>
+      <w:r>
+        <w:rPr>
+          <w:rFonts w:ascii="Consolas" w:cs="Consolas" w:eastAsia="Consolas" w:hAnsi="Consolas"/>
+          <w:color w:val="9A3412"/>
+          <w:sz w:val="19"/>
+          <w:szCs w:val="19"/>
+        </w:rPr>
+        <w:t xml:space="preserve">PATCH</w:t>
+      </w:r>
+      <w:r>
+        <w:rPr>
+          <w:rFonts w:ascii="Calibri" w:cs="Calibri" w:eastAsia="Calibri" w:hAnsi="Calibri"/>
+          <w:color w:val="15181C"/>
+        </w:rPr>
+        <w:t xml:space="preserve">, стало </w:t>
+      </w:r>
+      <w:r>
+        <w:rPr>
+          <w:rFonts w:ascii="Consolas" w:cs="Consolas" w:eastAsia="Consolas" w:hAnsi="Consolas"/>
+          <w:color w:val="9A3412"/>
+          <w:sz w:val="19"/>
+          <w:szCs w:val="19"/>
+        </w:rPr>
+        <w:t xml:space="preserve">PUT /input</w:t>
+      </w:r>
+      <w:r>
+        <w:rPr>
+          <w:rFonts w:ascii="Calibri" w:cs="Calibri" w:eastAsia="Calibri" w:hAnsi="Calibri"/>
+          <w:color w:val="15181C"/>
+        </w:rPr>
+        <w:t xml:space="preserve"> и </w:t>
+      </w:r>
+      <w:r>
+        <w:rPr>
+          <w:rFonts w:ascii="Consolas" w:cs="Consolas" w:eastAsia="Consolas" w:hAnsi="Consolas"/>
+          <w:color w:val="9A3412"/>
+          <w:sz w:val="19"/>
+          <w:szCs w:val="19"/>
+        </w:rPr>
+        <w:t xml:space="preserve">PUT /scene</w:t>
+      </w:r>
+      <w:r>
+        <w:rPr>
+          <w:rFonts w:ascii="Calibri" w:cs="Calibri" w:eastAsia="Calibri" w:hAnsi="Calibri"/>
+          <w:color w:val="15181C"/>
+        </w:rPr>
+        <w:t xml:space="preserve">), подложка-чертёж грузится отдельно, сервер возвращает предупреждения по плану, план расширен (границы, названия, направление маршрутов, места у зарядки, поворот робота), справочники сведены.</w:t>
       </w:r>
     </w:p>
     <w:p>
@@ -582,7 +658,7 @@
         </w:rPr>
         <w:t xml:space="preserve">Посмотреть вживую: </w:t>
       </w:r>
-      <w:hyperlink w:history="1" r:id="rIdrdm8qrjk9_xavacgqehng">
+      <w:hyperlink w:history="1" r:id="rIdg_bxe1dr7evgbxphspavq">
         <w:r>
           <w:rPr>
             <w:rFonts w:ascii="Calibri" w:cs="Calibri" w:eastAsia="Calibri" w:hAnsi="Calibri"/>
@@ -3623,7 +3699,7 @@
                 <w:sz w:val="16"/>
                 <w:szCs w:val="16"/>
               </w:rPr>
-              <w:t xml:space="preserve">/api/projects/{project_id}</w:t>
+              <w:t xml:space="preserve">/api/projects/{id}</w:t>
             </w:r>
           </w:p>
         </w:tc>
@@ -3722,7 +3798,7 @@
                 <w:sz w:val="16"/>
                 <w:szCs w:val="16"/>
               </w:rPr>
-              <w:t xml:space="preserve">PATCH</w:t>
+              <w:t xml:space="preserve">PUT</w:t>
             </w:r>
           </w:p>
         </w:tc>
@@ -3753,7 +3829,7 @@
                 <w:sz w:val="16"/>
                 <w:szCs w:val="16"/>
               </w:rPr>
-              <w:t xml:space="preserve">/api/projects/{project_id}</w:t>
+              <w:t xml:space="preserve">/api/projects/{id}/input</w:t>
             </w:r>
           </w:p>
         </w:tc>
@@ -3784,7 +3860,7 @@
                 <w:sz w:val="16"/>
                 <w:szCs w:val="16"/>
               </w:rPr>
-              <w:t xml:space="preserve">ProjectSaveRequest</w:t>
+              <w:t xml:space="preserve">InputSaveRequest</w:t>
             </w:r>
           </w:p>
         </w:tc>
@@ -3833,7 +3909,7 @@
                 <w:sz w:val="16"/>
                 <w:szCs w:val="16"/>
               </w:rPr>
-              <w:t xml:space="preserve">409 ConflictResponse</w:t>
+              <w:t xml:space="preserve">409</w:t>
             </w:r>
             <w:r>
               <w:rPr>
@@ -3851,7 +3927,7 @@
                 <w:sz w:val="16"/>
                 <w:szCs w:val="16"/>
               </w:rPr>
-              <w:t xml:space="preserve">422 ValidationErrorResponse</w:t>
+              <w:t xml:space="preserve">422</w:t>
             </w:r>
           </w:p>
         </w:tc>
@@ -3888,7 +3964,7 @@
                 <w:sz w:val="16"/>
                 <w:szCs w:val="16"/>
               </w:rPr>
-              <w:t xml:space="preserve">POST</w:t>
+              <w:t xml:space="preserve">PUT</w:t>
             </w:r>
           </w:p>
         </w:tc>
@@ -3919,7 +3995,7 @@
                 <w:sz w:val="16"/>
                 <w:szCs w:val="16"/>
               </w:rPr>
-              <w:t xml:space="preserve">/api/projects/{project_id}/versions</w:t>
+              <w:t xml:space="preserve">/api/projects/{id}/scene</w:t>
             </w:r>
           </w:p>
         </w:tc>
@@ -3943,46 +4019,6 @@
             <w:pPr>
               <w:spacing w:after="0" w:line="252"/>
             </w:pPr>
-            <w:r>
-              <w:rPr>
-                <w:rFonts w:ascii="Calibri" w:cs="Calibri" w:eastAsia="Calibri" w:hAnsi="Calibri"/>
-                <w:color w:val="15181C"/>
-                <w:sz w:val="18"/>
-                <w:szCs w:val="18"/>
-              </w:rPr>
-              <w:t xml:space="preserve">—</w:t>
-            </w:r>
-          </w:p>
-        </w:tc>
-        <w:tc>
-          <w:tcPr>
-            <w:tcW w:type="dxa" w:w="2411"/>
-            <w:tcBorders>
-              <w:top w:val="single" w:color="D6DBE1" w:sz="4"/>
-              <w:left w:val="single" w:color="D6DBE1" w:sz="4"/>
-              <w:bottom w:val="single" w:color="D6DBE1" w:sz="4"/>
-              <w:right w:val="single" w:color="D6DBE1" w:sz="4"/>
-            </w:tcBorders>
-            <w:tcMar>
-              <w:top w:type="dxa" w:w="60"/>
-              <w:left w:type="dxa" w:w="100"/>
-              <w:bottom w:type="dxa" w:w="60"/>
-              <w:right w:type="dxa" w:w="100"/>
-            </w:tcMar>
-          </w:tcPr>
-          <w:p>
-            <w:pPr>
-              <w:spacing w:after="0" w:line="252"/>
-            </w:pPr>
-            <w:r>
-              <w:rPr>
-                <w:rFonts w:ascii="Calibri" w:cs="Calibri" w:eastAsia="Calibri" w:hAnsi="Calibri"/>
-                <w:color w:val="15181C"/>
-                <w:sz w:val="18"/>
-                <w:szCs w:val="18"/>
-              </w:rPr>
-              <w:t xml:space="preserve">снапшот </w:t>
-            </w:r>
             <w:r>
               <w:rPr>
                 <w:rFonts w:ascii="Consolas" w:cs="Consolas" w:eastAsia="Consolas" w:hAnsi="Consolas"/>
@@ -3990,6 +4026,369 @@
                 <w:sz w:val="16"/>
                 <w:szCs w:val="16"/>
               </w:rPr>
+              <w:t xml:space="preserve">SceneSaveRequest</w:t>
+            </w:r>
+          </w:p>
+        </w:tc>
+        <w:tc>
+          <w:tcPr>
+            <w:tcW w:type="dxa" w:w="2411"/>
+            <w:tcBorders>
+              <w:top w:val="single" w:color="D6DBE1" w:sz="4"/>
+              <w:left w:val="single" w:color="D6DBE1" w:sz="4"/>
+              <w:bottom w:val="single" w:color="D6DBE1" w:sz="4"/>
+              <w:right w:val="single" w:color="D6DBE1" w:sz="4"/>
+            </w:tcBorders>
+            <w:tcMar>
+              <w:top w:type="dxa" w:w="60"/>
+              <w:left w:type="dxa" w:w="100"/>
+              <w:bottom w:type="dxa" w:w="60"/>
+              <w:right w:type="dxa" w:w="100"/>
+            </w:tcMar>
+          </w:tcPr>
+          <w:p>
+            <w:pPr>
+              <w:spacing w:after="0" w:line="252"/>
+            </w:pPr>
+            <w:r>
+              <w:rPr>
+                <w:rFonts w:ascii="Consolas" w:cs="Consolas" w:eastAsia="Consolas" w:hAnsi="Consolas"/>
+                <w:color w:val="9A3412"/>
+                <w:sz w:val="16"/>
+                <w:szCs w:val="16"/>
+              </w:rPr>
+              <w:t xml:space="preserve">200 ProjectState</w:t>
+            </w:r>
+            <w:r>
+              <w:rPr>
+                <w:rFonts w:ascii="Calibri" w:cs="Calibri" w:eastAsia="Calibri" w:hAnsi="Calibri"/>
+                <w:color w:val="15181C"/>
+                <w:sz w:val="18"/>
+                <w:szCs w:val="18"/>
+              </w:rPr>
+              <w:t xml:space="preserve"> (с </w:t>
+            </w:r>
+            <w:r>
+              <w:rPr>
+                <w:rFonts w:ascii="Consolas" w:cs="Consolas" w:eastAsia="Consolas" w:hAnsi="Consolas"/>
+                <w:color w:val="9A3412"/>
+                <w:sz w:val="16"/>
+                <w:szCs w:val="16"/>
+              </w:rPr>
+              <w:t xml:space="preserve">scene.warnings</w:t>
+            </w:r>
+            <w:r>
+              <w:rPr>
+                <w:rFonts w:ascii="Calibri" w:cs="Calibri" w:eastAsia="Calibri" w:hAnsi="Calibri"/>
+                <w:color w:val="15181C"/>
+                <w:sz w:val="18"/>
+                <w:szCs w:val="18"/>
+              </w:rPr>
+              <w:t xml:space="preserve">) / </w:t>
+            </w:r>
+            <w:r>
+              <w:rPr>
+                <w:rFonts w:ascii="Consolas" w:cs="Consolas" w:eastAsia="Consolas" w:hAnsi="Consolas"/>
+                <w:color w:val="9A3412"/>
+                <w:sz w:val="16"/>
+                <w:szCs w:val="16"/>
+              </w:rPr>
+              <w:t xml:space="preserve">409</w:t>
+            </w:r>
+            <w:r>
+              <w:rPr>
+                <w:rFonts w:ascii="Calibri" w:cs="Calibri" w:eastAsia="Calibri" w:hAnsi="Calibri"/>
+                <w:color w:val="15181C"/>
+                <w:sz w:val="18"/>
+                <w:szCs w:val="18"/>
+              </w:rPr>
+              <w:t xml:space="preserve"> / </w:t>
+            </w:r>
+            <w:r>
+              <w:rPr>
+                <w:rFonts w:ascii="Consolas" w:cs="Consolas" w:eastAsia="Consolas" w:hAnsi="Consolas"/>
+                <w:color w:val="9A3412"/>
+                <w:sz w:val="16"/>
+                <w:szCs w:val="16"/>
+              </w:rPr>
+              <w:t xml:space="preserve">422</w:t>
+            </w:r>
+          </w:p>
+        </w:tc>
+      </w:tr>
+      <w:tr>
+        <w:trPr>
+          <w:cantSplit/>
+          <w:tblHeader w:val="false"/>
+        </w:trPr>
+        <w:tc>
+          <w:tcPr>
+            <w:tcW w:type="dxa" w:w="2409"/>
+            <w:tcBorders>
+              <w:top w:val="single" w:color="D6DBE1" w:sz="4"/>
+              <w:left w:val="single" w:color="D6DBE1" w:sz="4"/>
+              <w:bottom w:val="single" w:color="D6DBE1" w:sz="4"/>
+              <w:right w:val="single" w:color="D6DBE1" w:sz="4"/>
+            </w:tcBorders>
+            <w:tcMar>
+              <w:top w:type="dxa" w:w="60"/>
+              <w:left w:type="dxa" w:w="100"/>
+              <w:bottom w:type="dxa" w:w="60"/>
+              <w:right w:type="dxa" w:w="100"/>
+            </w:tcMar>
+          </w:tcPr>
+          <w:p>
+            <w:pPr>
+              <w:spacing w:after="0" w:line="252"/>
+            </w:pPr>
+            <w:r>
+              <w:rPr>
+                <w:rFonts w:ascii="Consolas" w:cs="Consolas" w:eastAsia="Consolas" w:hAnsi="Consolas"/>
+                <w:color w:val="9A3412"/>
+                <w:sz w:val="16"/>
+                <w:szCs w:val="16"/>
+              </w:rPr>
+              <w:t xml:space="preserve">POST</w:t>
+            </w:r>
+          </w:p>
+        </w:tc>
+        <w:tc>
+          <w:tcPr>
+            <w:tcW w:type="dxa" w:w="2409"/>
+            <w:tcBorders>
+              <w:top w:val="single" w:color="D6DBE1" w:sz="4"/>
+              <w:left w:val="single" w:color="D6DBE1" w:sz="4"/>
+              <w:bottom w:val="single" w:color="D6DBE1" w:sz="4"/>
+              <w:right w:val="single" w:color="D6DBE1" w:sz="4"/>
+            </w:tcBorders>
+            <w:tcMar>
+              <w:top w:type="dxa" w:w="60"/>
+              <w:left w:type="dxa" w:w="100"/>
+              <w:bottom w:type="dxa" w:w="60"/>
+              <w:right w:type="dxa" w:w="100"/>
+            </w:tcMar>
+          </w:tcPr>
+          <w:p>
+            <w:pPr>
+              <w:spacing w:after="0" w:line="252"/>
+            </w:pPr>
+            <w:r>
+              <w:rPr>
+                <w:rFonts w:ascii="Consolas" w:cs="Consolas" w:eastAsia="Consolas" w:hAnsi="Consolas"/>
+                <w:color w:val="9A3412"/>
+                <w:sz w:val="16"/>
+                <w:szCs w:val="16"/>
+              </w:rPr>
+              <w:t xml:space="preserve">/api/projects/{id}/scene/background</w:t>
+            </w:r>
+          </w:p>
+        </w:tc>
+        <w:tc>
+          <w:tcPr>
+            <w:tcW w:type="dxa" w:w="2409"/>
+            <w:tcBorders>
+              <w:top w:val="single" w:color="D6DBE1" w:sz="4"/>
+              <w:left w:val="single" w:color="D6DBE1" w:sz="4"/>
+              <w:bottom w:val="single" w:color="D6DBE1" w:sz="4"/>
+              <w:right w:val="single" w:color="D6DBE1" w:sz="4"/>
+            </w:tcBorders>
+            <w:tcMar>
+              <w:top w:type="dxa" w:w="60"/>
+              <w:left w:type="dxa" w:w="100"/>
+              <w:bottom w:type="dxa" w:w="60"/>
+              <w:right w:type="dxa" w:w="100"/>
+            </w:tcMar>
+          </w:tcPr>
+          <w:p>
+            <w:pPr>
+              <w:spacing w:after="0" w:line="252"/>
+            </w:pPr>
+            <w:r>
+              <w:rPr>
+                <w:rFonts w:ascii="Calibri" w:cs="Calibri" w:eastAsia="Calibri" w:hAnsi="Calibri"/>
+                <w:color w:val="15181C"/>
+                <w:sz w:val="18"/>
+                <w:szCs w:val="18"/>
+              </w:rPr>
+              <w:t xml:space="preserve">multipart, поле </w:t>
+            </w:r>
+            <w:r>
+              <w:rPr>
+                <w:rFonts w:ascii="Consolas" w:cs="Consolas" w:eastAsia="Consolas" w:hAnsi="Consolas"/>
+                <w:color w:val="9A3412"/>
+                <w:sz w:val="16"/>
+                <w:szCs w:val="16"/>
+              </w:rPr>
+              <w:t xml:space="preserve">file</w:t>
+            </w:r>
+          </w:p>
+        </w:tc>
+        <w:tc>
+          <w:tcPr>
+            <w:tcW w:type="dxa" w:w="2411"/>
+            <w:tcBorders>
+              <w:top w:val="single" w:color="D6DBE1" w:sz="4"/>
+              <w:left w:val="single" w:color="D6DBE1" w:sz="4"/>
+              <w:bottom w:val="single" w:color="D6DBE1" w:sz="4"/>
+              <w:right w:val="single" w:color="D6DBE1" w:sz="4"/>
+            </w:tcBorders>
+            <w:tcMar>
+              <w:top w:type="dxa" w:w="60"/>
+              <w:left w:type="dxa" w:w="100"/>
+              <w:bottom w:type="dxa" w:w="60"/>
+              <w:right w:type="dxa" w:w="100"/>
+            </w:tcMar>
+          </w:tcPr>
+          <w:p>
+            <w:pPr>
+              <w:spacing w:after="0" w:line="252"/>
+            </w:pPr>
+            <w:r>
+              <w:rPr>
+                <w:rFonts w:ascii="Consolas" w:cs="Consolas" w:eastAsia="Consolas" w:hAnsi="Consolas"/>
+                <w:color w:val="9A3412"/>
+                <w:sz w:val="16"/>
+                <w:szCs w:val="16"/>
+              </w:rPr>
+              <w:t xml:space="preserve">201 BackgroundUploadResponse</w:t>
+            </w:r>
+          </w:p>
+        </w:tc>
+      </w:tr>
+      <w:tr>
+        <w:trPr>
+          <w:cantSplit/>
+          <w:tblHeader w:val="false"/>
+        </w:trPr>
+        <w:tc>
+          <w:tcPr>
+            <w:tcW w:type="dxa" w:w="2409"/>
+            <w:tcBorders>
+              <w:top w:val="single" w:color="D6DBE1" w:sz="4"/>
+              <w:left w:val="single" w:color="D6DBE1" w:sz="4"/>
+              <w:bottom w:val="single" w:color="D6DBE1" w:sz="4"/>
+              <w:right w:val="single" w:color="D6DBE1" w:sz="4"/>
+            </w:tcBorders>
+            <w:tcMar>
+              <w:top w:type="dxa" w:w="60"/>
+              <w:left w:type="dxa" w:w="100"/>
+              <w:bottom w:type="dxa" w:w="60"/>
+              <w:right w:type="dxa" w:w="100"/>
+            </w:tcMar>
+          </w:tcPr>
+          <w:p>
+            <w:pPr>
+              <w:spacing w:after="0" w:line="252"/>
+            </w:pPr>
+            <w:r>
+              <w:rPr>
+                <w:rFonts w:ascii="Consolas" w:cs="Consolas" w:eastAsia="Consolas" w:hAnsi="Consolas"/>
+                <w:color w:val="9A3412"/>
+                <w:sz w:val="16"/>
+                <w:szCs w:val="16"/>
+              </w:rPr>
+              <w:t xml:space="preserve">POST</w:t>
+            </w:r>
+          </w:p>
+        </w:tc>
+        <w:tc>
+          <w:tcPr>
+            <w:tcW w:type="dxa" w:w="2409"/>
+            <w:tcBorders>
+              <w:top w:val="single" w:color="D6DBE1" w:sz="4"/>
+              <w:left w:val="single" w:color="D6DBE1" w:sz="4"/>
+              <w:bottom w:val="single" w:color="D6DBE1" w:sz="4"/>
+              <w:right w:val="single" w:color="D6DBE1" w:sz="4"/>
+            </w:tcBorders>
+            <w:tcMar>
+              <w:top w:type="dxa" w:w="60"/>
+              <w:left w:type="dxa" w:w="100"/>
+              <w:bottom w:type="dxa" w:w="60"/>
+              <w:right w:type="dxa" w:w="100"/>
+            </w:tcMar>
+          </w:tcPr>
+          <w:p>
+            <w:pPr>
+              <w:spacing w:after="0" w:line="252"/>
+            </w:pPr>
+            <w:r>
+              <w:rPr>
+                <w:rFonts w:ascii="Consolas" w:cs="Consolas" w:eastAsia="Consolas" w:hAnsi="Consolas"/>
+                <w:color w:val="9A3412"/>
+                <w:sz w:val="16"/>
+                <w:szCs w:val="16"/>
+              </w:rPr>
+              <w:t xml:space="preserve">/api/projects/{id}/versions</w:t>
+            </w:r>
+          </w:p>
+        </w:tc>
+        <w:tc>
+          <w:tcPr>
+            <w:tcW w:type="dxa" w:w="2409"/>
+            <w:tcBorders>
+              <w:top w:val="single" w:color="D6DBE1" w:sz="4"/>
+              <w:left w:val="single" w:color="D6DBE1" w:sz="4"/>
+              <w:bottom w:val="single" w:color="D6DBE1" w:sz="4"/>
+              <w:right w:val="single" w:color="D6DBE1" w:sz="4"/>
+            </w:tcBorders>
+            <w:tcMar>
+              <w:top w:type="dxa" w:w="60"/>
+              <w:left w:type="dxa" w:w="100"/>
+              <w:bottom w:type="dxa" w:w="60"/>
+              <w:right w:type="dxa" w:w="100"/>
+            </w:tcMar>
+          </w:tcPr>
+          <w:p>
+            <w:pPr>
+              <w:spacing w:after="0" w:line="252"/>
+            </w:pPr>
+            <w:r>
+              <w:rPr>
+                <w:rFonts w:ascii="Calibri" w:cs="Calibri" w:eastAsia="Calibri" w:hAnsi="Calibri"/>
+                <w:color w:val="15181C"/>
+                <w:sz w:val="18"/>
+                <w:szCs w:val="18"/>
+              </w:rPr>
+              <w:t xml:space="preserve">—</w:t>
+            </w:r>
+          </w:p>
+        </w:tc>
+        <w:tc>
+          <w:tcPr>
+            <w:tcW w:type="dxa" w:w="2411"/>
+            <w:tcBorders>
+              <w:top w:val="single" w:color="D6DBE1" w:sz="4"/>
+              <w:left w:val="single" w:color="D6DBE1" w:sz="4"/>
+              <w:bottom w:val="single" w:color="D6DBE1" w:sz="4"/>
+              <w:right w:val="single" w:color="D6DBE1" w:sz="4"/>
+            </w:tcBorders>
+            <w:tcMar>
+              <w:top w:type="dxa" w:w="60"/>
+              <w:left w:type="dxa" w:w="100"/>
+              <w:bottom w:type="dxa" w:w="60"/>
+              <w:right w:type="dxa" w:w="100"/>
+            </w:tcMar>
+          </w:tcPr>
+          <w:p>
+            <w:pPr>
+              <w:spacing w:after="0" w:line="252"/>
+            </w:pPr>
+            <w:r>
+              <w:rPr>
+                <w:rFonts w:ascii="Calibri" w:cs="Calibri" w:eastAsia="Calibri" w:hAnsi="Calibri"/>
+                <w:color w:val="15181C"/>
+                <w:sz w:val="18"/>
+                <w:szCs w:val="18"/>
+              </w:rPr>
+              <w:t xml:space="preserve">снапшот </w:t>
+            </w:r>
+            <w:r>
+              <w:rPr>
+                <w:rFonts w:ascii="Consolas" w:cs="Consolas" w:eastAsia="Consolas" w:hAnsi="Consolas"/>
+                <w:color w:val="9A3412"/>
+                <w:sz w:val="16"/>
+                <w:szCs w:val="16"/>
+              </w:rPr>
               <w:t xml:space="preserve">ProjectVersion</w:t>
             </w:r>
             <w:r>
@@ -4019,7 +4418,23 @@
           <w:rFonts w:ascii="Calibri" w:cs="Calibri" w:eastAsia="Calibri" w:hAnsi="Calibri"/>
           <w:color w:val="15181C"/>
         </w:rPr>
-        <w:t xml:space="preserve">Параметры с формы и план из редактора — </w:t>
+        <w:t xml:space="preserve">Пути — из </w:t>
+      </w:r>
+      <w:r>
+        <w:rPr>
+          <w:rFonts w:ascii="Consolas" w:cs="Consolas" w:eastAsia="Consolas" w:hAnsi="Consolas"/>
+          <w:color w:val="9A3412"/>
+          <w:sz w:val="19"/>
+          <w:szCs w:val="19"/>
+        </w:rPr>
+        <w:t xml:space="preserve">api-routes.md</w:t>
+      </w:r>
+      <w:r>
+        <w:rPr>
+          <w:rFonts w:ascii="Calibri" w:cs="Calibri" w:eastAsia="Calibri" w:hAnsi="Calibri"/>
+          <w:color w:val="15181C"/>
+        </w:rPr>
+        <w:t xml:space="preserve"> (разделы 3, 6 и 11). Ручки </w:t>
       </w:r>
       <w:r>
         <w:rPr>
@@ -4028,25 +4443,30 @@
           <w:bCs/>
           <w:color w:val="15181C"/>
         </w:rPr>
-        <w:t xml:space="preserve">один и тот же </w:t>
-      </w:r>
-      <w:r>
-        <w:rPr>
-          <w:rFonts w:ascii="Consolas" w:cs="Consolas" w:eastAsia="Consolas" w:hAnsi="Consolas"/>
-          <w:b/>
-          <w:bCs/>
-          <w:color w:val="9A3412"/>
-          <w:sz w:val="19"/>
-          <w:szCs w:val="19"/>
-        </w:rPr>
-        <w:t xml:space="preserve">PATCH</w:t>
-      </w:r>
-      <w:r>
-        <w:rPr>
-          <w:rFonts w:ascii="Calibri" w:cs="Calibri" w:eastAsia="Calibri" w:hAnsi="Calibri"/>
-          <w:color w:val="15181C"/>
-        </w:rPr>
-        <w:t xml:space="preserve"> в одну запись проекта. В теле присылается одна часть или обе; часть, которой нет в теле, не меняется.</w:t>
+        <w:t xml:space="preserve">разные, но запись одна</w:t>
+      </w:r>
+      <w:r>
+        <w:rPr>
+          <w:rFonts w:ascii="Calibri" w:cs="Calibri" w:eastAsia="Calibri" w:hAnsi="Calibri"/>
+          <w:color w:val="15181C"/>
+        </w:rPr>
+        <w:t xml:space="preserve">: обе части живут в одном проекте под одним </w:t>
+      </w:r>
+      <w:r>
+        <w:rPr>
+          <w:rFonts w:ascii="Consolas" w:cs="Consolas" w:eastAsia="Consolas" w:hAnsi="Consolas"/>
+          <w:color w:val="9A3412"/>
+          <w:sz w:val="19"/>
+          <w:szCs w:val="19"/>
+        </w:rPr>
+        <w:t xml:space="preserve">project_id</w:t>
+      </w:r>
+      <w:r>
+        <w:rPr>
+          <w:rFonts w:ascii="Calibri" w:cs="Calibri" w:eastAsia="Calibri" w:hAnsi="Calibri"/>
+          <w:color w:val="15181C"/>
+        </w:rPr>
+        <w:t xml:space="preserve">, и обе ручки возвращают полное состояние записи — какие части сохранены и чего ещё нет.</w:t>
       </w:r>
     </w:p>
     <w:p>
@@ -4084,7 +4504,7 @@
           <w:sz w:val="15"/>
           <w:szCs w:val="15"/>
         </w:rPr>
-        <w:t xml:space="preserve">// PATCH /api/projects/p-leningradka   — шаг 2, «Далее»</w:t>
+        <w:t xml:space="preserve">// PUT /api/projects/p-leningradka/input   — шаг 2, «Далее»</w:t>
       </w:r>
     </w:p>
     <w:p>
@@ -4135,7 +4555,7 @@
           <w:sz w:val="15"/>
           <w:szCs w:val="15"/>
         </w:rPr>
-        <w:t xml:space="preserve">  "input": {</w:t>
+        <w:t xml:space="preserve">  "object_type": "warehouse",</w:t>
       </w:r>
     </w:p>
     <w:p>
@@ -4152,7 +4572,7 @@
           <w:sz w:val="15"/>
           <w:szCs w:val="15"/>
         </w:rPr>
-        <w:t xml:space="preserve">    "object_type": "warehouse",</w:t>
+        <w:t xml:space="preserve">  "source": "manual",</w:t>
       </w:r>
     </w:p>
     <w:p>
@@ -4169,7 +4589,7 @@
           <w:sz w:val="15"/>
           <w:szCs w:val="15"/>
         </w:rPr>
-        <w:t xml:space="preserve">    "source": "manual",</w:t>
+        <w:t xml:space="preserve">  "params": {</w:t>
       </w:r>
     </w:p>
     <w:p>
@@ -4186,7 +4606,7 @@
           <w:sz w:val="15"/>
           <w:szCs w:val="15"/>
         </w:rPr>
-        <w:t xml:space="preserve">    "params": {</w:t>
+        <w:t xml:space="preserve">      "object_type": "warehouse",</w:t>
       </w:r>
     </w:p>
     <w:p>
@@ -4203,7 +4623,7 @@
           <w:sz w:val="15"/>
           <w:szCs w:val="15"/>
         </w:rPr>
-        <w:t xml:space="preserve">      "object_type": "warehouse",</w:t>
+        <w:t xml:space="preserve">      "area_sqm": 12500,</w:t>
       </w:r>
     </w:p>
     <w:p>
@@ -4220,7 +4640,7 @@
           <w:sz w:val="15"/>
           <w:szCs w:val="15"/>
         </w:rPr>
-        <w:t xml:space="preserve">      "area_sqm": 12500,</w:t>
+        <w:t xml:space="preserve">      "working_zones": ["receiving", "storage", "picking", "shipping"],   // id из справочника</w:t>
       </w:r>
     </w:p>
     <w:p>
@@ -4237,7 +4657,7 @@
           <w:sz w:val="15"/>
           <w:szCs w:val="15"/>
         </w:rPr>
-        <w:t xml:space="preserve">      "working_zones": ["receiving", "storage", "picking", "shipping"],   // id из справочника</w:t>
+        <w:t xml:space="preserve">      "operating_mode": "24/7",                                            // свободный текст по ТЗ</w:t>
       </w:r>
     </w:p>
     <w:p>
@@ -4254,7 +4674,7 @@
           <w:sz w:val="15"/>
           <w:szCs w:val="15"/>
         </w:rPr>
-        <w:t xml:space="preserve">      "operating_mode": "24/7",                                            // свободный текст по ТЗ</w:t>
+        <w:t xml:space="preserve">      "storage_type": "selective_rack",</w:t>
       </w:r>
     </w:p>
     <w:p>
@@ -4271,7 +4691,7 @@
           <w:sz w:val="15"/>
           <w:szCs w:val="15"/>
         </w:rPr>
-        <w:t xml:space="preserve">      "storage_type": "selective_rack",</w:t>
+        <w:t xml:space="preserve">      "layout_constraints": ["narrow_aisles_2_5", "custom:Сквозной проезд для фур"],</w:t>
       </w:r>
     </w:p>
     <w:p>
@@ -4288,41 +4708,7 @@
           <w:sz w:val="15"/>
           <w:szCs w:val="15"/>
         </w:rPr>
-        <w:t xml:space="preserve">      "layout_constraints": ["narrow_aisles_2_5", "custom:Сквозной проезд для фур"],</w:t>
-      </w:r>
-    </w:p>
-    <w:p>
-      <w:pPr>
-        <w:keepLines/>
-        <w:shd w:fill="F4F5F7" w:color="auto" w:val="clear"/>
-        <w:spacing w:after="0" w:before="0" w:line="240"/>
-        <w:ind w:left="113" w:right="113"/>
-      </w:pPr>
-      <w:r>
-        <w:rPr>
-          <w:rFonts w:ascii="Consolas" w:cs="Consolas" w:eastAsia="Consolas" w:hAnsi="Consolas"/>
-          <w:color w:val="15181C"/>
-          <w:sz w:val="15"/>
-          <w:szCs w:val="15"/>
-        </w:rPr>
-        <w:t xml:space="preserve">      "...": "остальные поля WarehouseParams"</w:t>
-      </w:r>
-    </w:p>
-    <w:p>
-      <w:pPr>
-        <w:keepLines/>
-        <w:shd w:fill="F4F5F7" w:color="auto" w:val="clear"/>
-        <w:spacing w:after="0" w:before="0" w:line="240"/>
-        <w:ind w:left="113" w:right="113"/>
-      </w:pPr>
-      <w:r>
-        <w:rPr>
-          <w:rFonts w:ascii="Consolas" w:cs="Consolas" w:eastAsia="Consolas" w:hAnsi="Consolas"/>
-          <w:color w:val="15181C"/>
-          <w:sz w:val="15"/>
-          <w:szCs w:val="15"/>
-        </w:rPr>
-        <w:t xml:space="preserve">    }</w:t>
+        <w:t xml:space="preserve">    "...": "остальные поля WarehouseParams"</w:t>
       </w:r>
     </w:p>
     <w:p>
@@ -4379,7 +4765,7 @@
           <w:sz w:val="15"/>
           <w:szCs w:val="15"/>
         </w:rPr>
-        <w:t xml:space="preserve">// PATCH /api/projects/p-leningradka   — шаг 7, «Сохранить план» (можно через день)</w:t>
+        <w:t xml:space="preserve">// PUT /api/projects/p-leningradka/scene   — шаг 7, «Сохранить план» (можно через день)</w:t>
       </w:r>
     </w:p>
     <w:p>
@@ -4430,7 +4816,7 @@
           <w:sz w:val="15"/>
           <w:szCs w:val="15"/>
         </w:rPr>
-        <w:t xml:space="preserve">  "plan": {</w:t>
+        <w:t xml:space="preserve">  "based_on_input_revision": 4,        // по каким параметрам рисовали</w:t>
       </w:r>
     </w:p>
     <w:p>
@@ -4447,7 +4833,7 @@
           <w:sz w:val="15"/>
           <w:szCs w:val="15"/>
         </w:rPr>
-        <w:t xml:space="preserve">    "based_on_input_revision": 4,      // по каким параметрам рисовали</w:t>
+        <w:t xml:space="preserve">  "scene": {</w:t>
       </w:r>
     </w:p>
     <w:p>
@@ -4464,7 +4850,7 @@
           <w:sz w:val="15"/>
           <w:szCs w:val="15"/>
         </w:rPr>
-        <w:t xml:space="preserve">    "plan": {</w:t>
+        <w:t xml:space="preserve">    "id": "", "project_id": "p-leningradka", "scale_m_per_unit": 1,</w:t>
       </w:r>
     </w:p>
     <w:p>
@@ -4481,7 +4867,7 @@
           <w:sz w:val="15"/>
           <w:szCs w:val="15"/>
         </w:rPr>
-        <w:t xml:space="preserve">      "id": "", "project_id": "p-leningradka", "scale_m_per_unit": 1,</w:t>
+        <w:t xml:space="preserve">    "bounds": { "origin": {"x":0,"y":0}, "width_m": 144, "height_m": 87 },</w:t>
       </w:r>
     </w:p>
     <w:p>
@@ -4498,7 +4884,7 @@
           <w:sz w:val="15"/>
           <w:szCs w:val="15"/>
         </w:rPr>
-        <w:t xml:space="preserve">      "walls": [{ "id": "w-outline", "points": [{"x":0,"y":0}, {"x":144,"y":0}, "..."], "thickness_m": 0.4, "tags": ["outline"] }],</w:t>
+        <w:t xml:space="preserve">    "background": { "background_id": "bg-7f3", "url": "/files/bg-7f3.png", "width_px": 2480, "height_px": 1750,</w:t>
       </w:r>
     </w:p>
     <w:p>
@@ -4515,7 +4901,7 @@
           <w:sz w:val="15"/>
           <w:szCs w:val="15"/>
         </w:rPr>
-        <w:t xml:space="preserve">      "zones": [{ "id": "z-1", "name": "Приёмка", "zone_type": "operation", "category_id": "receiving", "polygon": ["..."], "tags": [] }],</w:t>
+        <w:t xml:space="preserve">                    "scale_m_per_px": 0.058, "offset": {"x":0,"y":0}, "rotation_deg": 0, "opacity": 0.5 },</w:t>
       </w:r>
     </w:p>
     <w:p>
@@ -4532,7 +4918,7 @@
           <w:sz w:val="15"/>
           <w:szCs w:val="15"/>
         </w:rPr>
-        <w:t xml:space="preserve">      "routes": [], "operation_points": [{ "id": "ch-1", "kind": "charging", "position": {"x":130,"y":4}, "tags": [] }],</w:t>
+        <w:t xml:space="preserve">    "walls": [{ "id": "w-outline", "name": "Контур здания", "points": ["..."], "thickness_m": 0.4, "tags": ["outline"] }],</w:t>
       </w:r>
     </w:p>
     <w:p>
@@ -4549,7 +4935,7 @@
           <w:sz w:val="15"/>
           <w:szCs w:val="15"/>
         </w:rPr>
-        <w:t xml:space="preserve">      "robots": [{ "id": "rb-1", "catalog_item_id": "amr-vektor-600", "start_position": {"x":126,"y":9} }]</w:t>
+        <w:t xml:space="preserve">    "zones": [{ "id": "z-1", "name": "Приёмка", "zone_type": "operation", "category_id": "receiving", "polygon": ["..."], "tags": [] }],</w:t>
       </w:r>
     </w:p>
     <w:p>
@@ -4566,7 +4952,92 @@
           <w:sz w:val="15"/>
           <w:szCs w:val="15"/>
         </w:rPr>
-        <w:t xml:space="preserve">    }</w:t>
+        <w:t xml:space="preserve">    "routes": [{ "id": "r-main", "name": "Главный проезд", "points": ["..."], "direction": "one_way",</w:t>
+      </w:r>
+    </w:p>
+    <w:p>
+      <w:pPr>
+        <w:keepLines/>
+        <w:shd w:fill="F4F5F7" w:color="auto" w:val="clear"/>
+        <w:spacing w:after="0" w:before="0" w:line="240"/>
+        <w:ind w:left="113" w:right="113"/>
+      </w:pPr>
+      <w:r>
+        <w:rPr>
+          <w:rFonts w:ascii="Consolas" w:cs="Consolas" w:eastAsia="Consolas" w:hAnsi="Consolas"/>
+          <w:color w:val="15181C"/>
+          <w:sz w:val="15"/>
+          <w:szCs w:val="15"/>
+        </w:rPr>
+        <w:t xml:space="preserve">                 "from_point_id": "op-1", "to_point_id": "op-3", "tags": [] }],</w:t>
+      </w:r>
+    </w:p>
+    <w:p>
+      <w:pPr>
+        <w:keepLines/>
+        <w:shd w:fill="F4F5F7" w:color="auto" w:val="clear"/>
+        <w:spacing w:after="0" w:before="0" w:line="240"/>
+        <w:ind w:left="113" w:right="113"/>
+      </w:pPr>
+      <w:r>
+        <w:rPr>
+          <w:rFonts w:ascii="Consolas" w:cs="Consolas" w:eastAsia="Consolas" w:hAnsi="Consolas"/>
+          <w:color w:val="15181C"/>
+          <w:sz w:val="15"/>
+          <w:szCs w:val="15"/>
+        </w:rPr>
+        <w:t xml:space="preserve">    "operation_points": [{ "id": "ch-1", "name": "Зарядная станция", "kind": "charging",</w:t>
+      </w:r>
+    </w:p>
+    <w:p>
+      <w:pPr>
+        <w:keepLines/>
+        <w:shd w:fill="F4F5F7" w:color="auto" w:val="clear"/>
+        <w:spacing w:after="0" w:before="0" w:line="240"/>
+        <w:ind w:left="113" w:right="113"/>
+      </w:pPr>
+      <w:r>
+        <w:rPr>
+          <w:rFonts w:ascii="Consolas" w:cs="Consolas" w:eastAsia="Consolas" w:hAnsi="Consolas"/>
+          <w:color w:val="15181C"/>
+          <w:sz w:val="15"/>
+          <w:szCs w:val="15"/>
+        </w:rPr>
+        <w:t xml:space="preserve">                           "position": {"x":130,"y":4}, "capacity": 4, "tags": [] }],</w:t>
+      </w:r>
+    </w:p>
+    <w:p>
+      <w:pPr>
+        <w:keepLines/>
+        <w:shd w:fill="F4F5F7" w:color="auto" w:val="clear"/>
+        <w:spacing w:after="0" w:before="0" w:line="240"/>
+        <w:ind w:left="113" w:right="113"/>
+      </w:pPr>
+      <w:r>
+        <w:rPr>
+          <w:rFonts w:ascii="Consolas" w:cs="Consolas" w:eastAsia="Consolas" w:hAnsi="Consolas"/>
+          <w:color w:val="15181C"/>
+          <w:sz w:val="15"/>
+          <w:szCs w:val="15"/>
+        </w:rPr>
+        <w:t xml:space="preserve">    "robots": [{ "id": "rb-1", "name": "AMR №1", "catalog_item_id": "amr-vektor-600", "category_id": "amr",</w:t>
+      </w:r>
+    </w:p>
+    <w:p>
+      <w:pPr>
+        <w:keepLines/>
+        <w:shd w:fill="F4F5F7" w:color="auto" w:val="clear"/>
+        <w:spacing w:after="0" w:before="0" w:line="240"/>
+        <w:ind w:left="113" w:right="113"/>
+      </w:pPr>
+      <w:r>
+        <w:rPr>
+          <w:rFonts w:ascii="Consolas" w:cs="Consolas" w:eastAsia="Consolas" w:hAnsi="Consolas"/>
+          <w:color w:val="15181C"/>
+          <w:sz w:val="15"/>
+          <w:szCs w:val="15"/>
+        </w:rPr>
+        <w:t xml:space="preserve">                 "start_position": {"x":126,"y":9}, "start_rotation_deg": 90, "charging_point_id": "ch-1" }]</w:t>
       </w:r>
     </w:p>
     <w:p>
@@ -4794,7 +5265,7 @@
           <w:sz w:val="15"/>
           <w:szCs w:val="15"/>
         </w:rPr>
-        <w:t xml:space="preserve">  "plan":  { "state": "missing", "revision": null, "saved_at": null, "based_on_input_revision": null, "data": null },</w:t>
+        <w:t xml:space="preserve">  "scene": { "state": "missing", "revision": null, "saved_at": null, "based_on_input_revision": null,</w:t>
       </w:r>
     </w:p>
     <w:p>
@@ -4811,7 +5282,24 @@
           <w:sz w:val="15"/>
           <w:szCs w:val="15"/>
         </w:rPr>
-        <w:t xml:space="preserve">  "missing_parts":  ["plan"],     // чего ещё нет</w:t>
+        <w:t xml:space="preserve">             "data": null, "warnings": [] },</w:t>
+      </w:r>
+    </w:p>
+    <w:p>
+      <w:pPr>
+        <w:keepLines/>
+        <w:shd w:fill="F4F5F7" w:color="auto" w:val="clear"/>
+        <w:spacing w:after="0" w:before="0" w:line="240"/>
+        <w:ind w:left="113" w:right="113"/>
+      </w:pPr>
+      <w:r>
+        <w:rPr>
+          <w:rFonts w:ascii="Consolas" w:cs="Consolas" w:eastAsia="Consolas" w:hAnsi="Consolas"/>
+          <w:color w:val="15181C"/>
+          <w:sz w:val="15"/>
+          <w:szCs w:val="15"/>
+        </w:rPr>
+        <w:t xml:space="preserve">  "missing_parts":  ["scene"],    // чего ещё нет</w:t>
       </w:r>
     </w:p>
     <w:p>
@@ -4919,7 +5407,7 @@
           <w:sz w:val="19"/>
           <w:szCs w:val="19"/>
         </w:rPr>
-        <w:t xml:space="preserve">plan.state: "saved"</w:t>
+        <w:t xml:space="preserve">scene.state: "saved"</w:t>
       </w:r>
       <w:r>
         <w:rPr>
@@ -4935,7 +5423,7 @@
           <w:sz w:val="19"/>
           <w:szCs w:val="19"/>
         </w:rPr>
-        <w:t xml:space="preserve">plan.based_on_input_revision: 4</w:t>
+        <w:t xml:space="preserve">scene.based_on_input_revision: 4</w:t>
       </w:r>
       <w:r>
         <w:rPr>
@@ -4958,7 +5446,23 @@
           <w:rFonts w:ascii="Calibri" w:cs="Calibri" w:eastAsia="Calibri" w:hAnsi="Calibri"/>
           <w:color w:val="15181C"/>
         </w:rPr>
-        <w:t xml:space="preserve">.</w:t>
+        <w:t xml:space="preserve">, в </w:t>
+      </w:r>
+      <w:r>
+        <w:rPr>
+          <w:rFonts w:ascii="Consolas" w:cs="Consolas" w:eastAsia="Consolas" w:hAnsi="Consolas"/>
+          <w:color w:val="9A3412"/>
+          <w:sz w:val="19"/>
+          <w:szCs w:val="19"/>
+        </w:rPr>
+        <w:t xml:space="preserve">scene.warnings</w:t>
+      </w:r>
+      <w:r>
+        <w:rPr>
+          <w:rFonts w:ascii="Calibri" w:cs="Calibri" w:eastAsia="Calibri" w:hAnsi="Calibri"/>
+          <w:color w:val="15181C"/>
+        </w:rPr>
+        <w:t xml:space="preserve"> — замечания по плану (см. раздел 9.3).</w:t>
       </w:r>
     </w:p>
     <w:p>
@@ -7638,6 +8142,2751 @@
           <w:color w:val="15181C"/>
         </w:rPr>
         <w:t xml:space="preserve"> как кандидатов на добавление в справочник.</w:t>
+      </w:r>
+    </w:p>
+    <w:p>
+      <w:pPr>
+        <w:pBdr>
+          <w:bottom w:val="single" w:color="D6DBE1" w:sz="6" w:space="1"/>
+        </w:pBdr>
+        <w:spacing w:after="200" w:before="120"/>
+      </w:pPr>
+    </w:p>
+    <w:p>
+      <w:pPr>
+        <w:pStyle w:val="Heading1"/>
+        <w:keepNext/>
+        <w:spacing w:after="100" w:before="240"/>
+      </w:pPr>
+      <w:r>
+        <w:rPr>
+          <w:rFonts w:ascii="Calibri" w:cs="Calibri" w:eastAsia="Calibri" w:hAnsi="Calibri"/>
+          <w:b/>
+          <w:bCs/>
+          <w:color w:val="15181C"/>
+          <w:sz w:val="30"/>
+          <w:szCs w:val="30"/>
+        </w:rPr>
+        <w:t xml:space="preserve">9. Ответы на заявку Алексея от 24.09.2026</w:t>
+      </w:r>
+    </w:p>
+    <w:p>
+      <w:pPr>
+        <w:spacing w:after="120" w:line="288"/>
+      </w:pPr>
+      <w:r>
+        <w:rPr>
+          <w:rFonts w:ascii="Calibri" w:cs="Calibri" w:eastAsia="Calibri" w:hAnsi="Calibri"/>
+          <w:color w:val="15181C"/>
+        </w:rPr>
+        <w:t xml:space="preserve">Коротко: </w:t>
+      </w:r>
+      <w:r>
+        <w:rPr>
+          <w:rFonts w:ascii="Calibri" w:cs="Calibri" w:eastAsia="Calibri" w:hAnsi="Calibri"/>
+          <w:b/>
+          <w:bCs/>
+          <w:color w:val="15181C"/>
+        </w:rPr>
+        <w:t xml:space="preserve">согласен со всем</w:t>
+      </w:r>
+      <w:r>
+        <w:rPr>
+          <w:rFonts w:ascii="Calibri" w:cs="Calibri" w:eastAsia="Calibri" w:hAnsi="Calibri"/>
+          <w:color w:val="15181C"/>
+        </w:rPr>
+        <w:t xml:space="preserve">, кроме одного уточнения по справочнику. Всё, что касается контрактов и сервера, уже сделано — переписывать </w:t>
+      </w:r>
+      <w:r>
+        <w:rPr>
+          <w:rFonts w:ascii="Consolas" w:cs="Consolas" w:eastAsia="Consolas" w:hAnsi="Consolas"/>
+          <w:color w:val="9A3412"/>
+          <w:sz w:val="19"/>
+          <w:szCs w:val="19"/>
+        </w:rPr>
+        <w:t xml:space="preserve">topology.py</w:t>
+      </w:r>
+      <w:r>
+        <w:rPr>
+          <w:rFonts w:ascii="Calibri" w:cs="Calibri" w:eastAsia="Calibri" w:hAnsi="Calibri"/>
+          <w:color w:val="15181C"/>
+        </w:rPr>
+        <w:t xml:space="preserve"> руками не нужно, он уже расширен (версия 2). Ниже по пунктам.</w:t>
+      </w:r>
+    </w:p>
+    <w:p>
+      <w:pPr>
+        <w:pStyle w:val="Heading2"/>
+        <w:keepNext/>
+        <w:spacing w:after="100" w:before="200"/>
+      </w:pPr>
+      <w:r>
+        <w:rPr>
+          <w:rFonts w:ascii="Calibri" w:cs="Calibri" w:eastAsia="Calibri" w:hAnsi="Calibri"/>
+          <w:b/>
+          <w:bCs/>
+          <w:color w:val="2B3036"/>
+          <w:sz w:val="24"/>
+          <w:szCs w:val="24"/>
+        </w:rPr>
+        <w:t xml:space="preserve">9.1. Расширить формат плана — сделано</w:t>
+      </w:r>
+    </w:p>
+    <w:p>
+      <w:pPr>
+        <w:spacing w:after="120" w:line="288"/>
+      </w:pPr>
+      <w:r>
+        <w:rPr>
+          <w:rFonts w:ascii="Calibri" w:cs="Calibri" w:eastAsia="Calibri" w:hAnsi="Calibri"/>
+          <w:color w:val="15181C"/>
+        </w:rPr>
+        <w:t xml:space="preserve">Добавлено в </w:t>
+      </w:r>
+      <w:r>
+        <w:rPr>
+          <w:rFonts w:ascii="Consolas" w:cs="Consolas" w:eastAsia="Consolas" w:hAnsi="Consolas"/>
+          <w:color w:val="9A3412"/>
+          <w:sz w:val="19"/>
+          <w:szCs w:val="19"/>
+        </w:rPr>
+        <w:t xml:space="preserve">contracts/topology.py</w:t>
+      </w:r>
+      <w:r>
+        <w:rPr>
+          <w:rFonts w:ascii="Calibri" w:cs="Calibri" w:eastAsia="Calibri" w:hAnsi="Calibri"/>
+          <w:color w:val="15181C"/>
+        </w:rPr>
+        <w:t xml:space="preserve"> и </w:t>
+      </w:r>
+      <w:r>
+        <w:rPr>
+          <w:rFonts w:ascii="Consolas" w:cs="Consolas" w:eastAsia="Consolas" w:hAnsi="Consolas"/>
+          <w:color w:val="9A3412"/>
+          <w:sz w:val="19"/>
+          <w:szCs w:val="19"/>
+        </w:rPr>
+        <w:t xml:space="preserve">topology.md</w:t>
+      </w:r>
+      <w:r>
+        <w:rPr>
+          <w:rFonts w:ascii="Calibri" w:cs="Calibri" w:eastAsia="Calibri" w:hAnsi="Calibri"/>
+          <w:color w:val="15181C"/>
+        </w:rPr>
+        <w:t xml:space="preserve">:</w:t>
+      </w:r>
+    </w:p>
+    <w:tbl>
+      <w:tblPr>
+        <w:tblW w:type="dxa" w:w="9638"/>
+        <w:tblBorders>
+          <w:top w:val="single" w:color="auto" w:sz="4"/>
+          <w:left w:val="single" w:color="auto" w:sz="4"/>
+          <w:bottom w:val="single" w:color="auto" w:sz="4"/>
+          <w:right w:val="single" w:color="auto" w:sz="4"/>
+          <w:insideH w:val="single" w:color="auto" w:sz="4"/>
+          <w:insideV w:val="single" w:color="auto" w:sz="4"/>
+        </w:tblBorders>
+        <w:tblLayout w:type="fixed"/>
+      </w:tblPr>
+      <w:tblGrid>
+        <w:gridCol w:w="2834"/>
+        <w:gridCol w:w="3968"/>
+        <w:gridCol w:w="2836"/>
+      </w:tblGrid>
+      <w:tr>
+        <w:trPr>
+          <w:cantSplit/>
+          <w:tblHeader/>
+        </w:trPr>
+        <w:tc>
+          <w:tcPr>
+            <w:tcW w:type="dxa" w:w="2834"/>
+            <w:tcBorders>
+              <w:top w:val="single" w:color="D6DBE1" w:sz="4"/>
+              <w:left w:val="single" w:color="D6DBE1" w:sz="4"/>
+              <w:bottom w:val="single" w:color="D6DBE1" w:sz="4"/>
+              <w:right w:val="single" w:color="D6DBE1" w:sz="4"/>
+            </w:tcBorders>
+            <w:shd w:fill="EEF0F2" w:color="auto" w:val="clear"/>
+            <w:tcMar>
+              <w:top w:type="dxa" w:w="60"/>
+              <w:left w:type="dxa" w:w="100"/>
+              <w:bottom w:type="dxa" w:w="60"/>
+              <w:right w:type="dxa" w:w="100"/>
+            </w:tcMar>
+          </w:tcPr>
+          <w:p>
+            <w:pPr>
+              <w:spacing w:after="0" w:line="252"/>
+            </w:pPr>
+            <w:r>
+              <w:rPr>
+                <w:rFonts w:ascii="Calibri" w:cs="Calibri" w:eastAsia="Calibri" w:hAnsi="Calibri"/>
+                <w:b/>
+                <w:bCs/>
+                <w:color w:val="15181C"/>
+                <w:sz w:val="18"/>
+                <w:szCs w:val="18"/>
+              </w:rPr>
+              <w:t xml:space="preserve">Что просили</w:t>
+            </w:r>
+          </w:p>
+        </w:tc>
+        <w:tc>
+          <w:tcPr>
+            <w:tcW w:type="dxa" w:w="3968"/>
+            <w:tcBorders>
+              <w:top w:val="single" w:color="D6DBE1" w:sz="4"/>
+              <w:left w:val="single" w:color="D6DBE1" w:sz="4"/>
+              <w:bottom w:val="single" w:color="D6DBE1" w:sz="4"/>
+              <w:right w:val="single" w:color="D6DBE1" w:sz="4"/>
+            </w:tcBorders>
+            <w:shd w:fill="EEF0F2" w:color="auto" w:val="clear"/>
+            <w:tcMar>
+              <w:top w:type="dxa" w:w="60"/>
+              <w:left w:type="dxa" w:w="100"/>
+              <w:bottom w:type="dxa" w:w="60"/>
+              <w:right w:type="dxa" w:w="100"/>
+            </w:tcMar>
+          </w:tcPr>
+          <w:p>
+            <w:pPr>
+              <w:spacing w:after="0" w:line="252"/>
+            </w:pPr>
+            <w:r>
+              <w:rPr>
+                <w:rFonts w:ascii="Calibri" w:cs="Calibri" w:eastAsia="Calibri" w:hAnsi="Calibri"/>
+                <w:b/>
+                <w:bCs/>
+                <w:color w:val="15181C"/>
+                <w:sz w:val="18"/>
+                <w:szCs w:val="18"/>
+              </w:rPr>
+              <w:t xml:space="preserve">Как называется</w:t>
+            </w:r>
+          </w:p>
+        </w:tc>
+        <w:tc>
+          <w:tcPr>
+            <w:tcW w:type="dxa" w:w="2836"/>
+            <w:tcBorders>
+              <w:top w:val="single" w:color="D6DBE1" w:sz="4"/>
+              <w:left w:val="single" w:color="D6DBE1" w:sz="4"/>
+              <w:bottom w:val="single" w:color="D6DBE1" w:sz="4"/>
+              <w:right w:val="single" w:color="D6DBE1" w:sz="4"/>
+            </w:tcBorders>
+            <w:shd w:fill="EEF0F2" w:color="auto" w:val="clear"/>
+            <w:tcMar>
+              <w:top w:type="dxa" w:w="60"/>
+              <w:left w:type="dxa" w:w="100"/>
+              <w:bottom w:type="dxa" w:w="60"/>
+              <w:right w:type="dxa" w:w="100"/>
+            </w:tcMar>
+          </w:tcPr>
+          <w:p>
+            <w:pPr>
+              <w:spacing w:after="0" w:line="252"/>
+            </w:pPr>
+            <w:r>
+              <w:rPr>
+                <w:rFonts w:ascii="Calibri" w:cs="Calibri" w:eastAsia="Calibri" w:hAnsi="Calibri"/>
+                <w:b/>
+                <w:bCs/>
+                <w:color w:val="15181C"/>
+                <w:sz w:val="18"/>
+                <w:szCs w:val="18"/>
+              </w:rPr>
+              <w:t xml:space="preserve">Примечание</w:t>
+            </w:r>
+          </w:p>
+        </w:tc>
+      </w:tr>
+      <w:tr>
+        <w:trPr>
+          <w:cantSplit/>
+          <w:tblHeader w:val="false"/>
+        </w:trPr>
+        <w:tc>
+          <w:tcPr>
+            <w:tcW w:type="dxa" w:w="2834"/>
+            <w:tcBorders>
+              <w:top w:val="single" w:color="D6DBE1" w:sz="4"/>
+              <w:left w:val="single" w:color="D6DBE1" w:sz="4"/>
+              <w:bottom w:val="single" w:color="D6DBE1" w:sz="4"/>
+              <w:right w:val="single" w:color="D6DBE1" w:sz="4"/>
+            </w:tcBorders>
+            <w:tcMar>
+              <w:top w:type="dxa" w:w="60"/>
+              <w:left w:type="dxa" w:w="100"/>
+              <w:bottom w:type="dxa" w:w="60"/>
+              <w:right w:type="dxa" w:w="100"/>
+            </w:tcMar>
+          </w:tcPr>
+          <w:p>
+            <w:pPr>
+              <w:spacing w:after="0" w:line="252"/>
+            </w:pPr>
+            <w:r>
+              <w:rPr>
+                <w:rFonts w:ascii="Calibri" w:cs="Calibri" w:eastAsia="Calibri" w:hAnsi="Calibri"/>
+                <w:color w:val="15181C"/>
+                <w:sz w:val="18"/>
+                <w:szCs w:val="18"/>
+              </w:rPr>
+              <w:t xml:space="preserve">границы объекта</w:t>
+            </w:r>
+          </w:p>
+        </w:tc>
+        <w:tc>
+          <w:tcPr>
+            <w:tcW w:type="dxa" w:w="3968"/>
+            <w:tcBorders>
+              <w:top w:val="single" w:color="D6DBE1" w:sz="4"/>
+              <w:left w:val="single" w:color="D6DBE1" w:sz="4"/>
+              <w:bottom w:val="single" w:color="D6DBE1" w:sz="4"/>
+              <w:right w:val="single" w:color="D6DBE1" w:sz="4"/>
+            </w:tcBorders>
+            <w:tcMar>
+              <w:top w:type="dxa" w:w="60"/>
+              <w:left w:type="dxa" w:w="100"/>
+              <w:bottom w:type="dxa" w:w="60"/>
+              <w:right w:type="dxa" w:w="100"/>
+            </w:tcMar>
+          </w:tcPr>
+          <w:p>
+            <w:pPr>
+              <w:spacing w:after="0" w:line="252"/>
+            </w:pPr>
+            <w:r>
+              <w:rPr>
+                <w:rFonts w:ascii="Consolas" w:cs="Consolas" w:eastAsia="Consolas" w:hAnsi="Consolas"/>
+                <w:color w:val="9A3412"/>
+                <w:sz w:val="16"/>
+                <w:szCs w:val="16"/>
+              </w:rPr>
+              <w:t xml:space="preserve">TopologyConfig.bounds</w:t>
+            </w:r>
+            <w:r>
+              <w:rPr>
+                <w:rFonts w:ascii="Calibri" w:cs="Calibri" w:eastAsia="Calibri" w:hAnsi="Calibri"/>
+                <w:color w:val="15181C"/>
+                <w:sz w:val="18"/>
+                <w:szCs w:val="18"/>
+              </w:rPr>
+              <w:t xml:space="preserve"> → </w:t>
+            </w:r>
+            <w:r>
+              <w:rPr>
+                <w:rFonts w:ascii="Consolas" w:cs="Consolas" w:eastAsia="Consolas" w:hAnsi="Consolas"/>
+                <w:color w:val="9A3412"/>
+                <w:sz w:val="16"/>
+                <w:szCs w:val="16"/>
+              </w:rPr>
+              <w:t xml:space="preserve">Bounds {origin, width_m, height_m}</w:t>
+            </w:r>
+          </w:p>
+        </w:tc>
+        <w:tc>
+          <w:tcPr>
+            <w:tcW w:type="dxa" w:w="2836"/>
+            <w:tcBorders>
+              <w:top w:val="single" w:color="D6DBE1" w:sz="4"/>
+              <w:left w:val="single" w:color="D6DBE1" w:sz="4"/>
+              <w:bottom w:val="single" w:color="D6DBE1" w:sz="4"/>
+              <w:right w:val="single" w:color="D6DBE1" w:sz="4"/>
+            </w:tcBorders>
+            <w:tcMar>
+              <w:top w:type="dxa" w:w="60"/>
+              <w:left w:type="dxa" w:w="100"/>
+              <w:bottom w:type="dxa" w:w="60"/>
+              <w:right w:type="dxa" w:w="100"/>
+            </w:tcMar>
+          </w:tcPr>
+          <w:p>
+            <w:pPr>
+              <w:spacing w:after="0" w:line="252"/>
+            </w:pPr>
+            <w:r>
+              <w:rPr>
+                <w:rFonts w:ascii="Calibri" w:cs="Calibri" w:eastAsia="Calibri" w:hAnsi="Calibri"/>
+                <w:color w:val="15181C"/>
+                <w:sz w:val="18"/>
+                <w:szCs w:val="18"/>
+              </w:rPr>
+              <w:t xml:space="preserve">если не задано — считается по контуру стен</w:t>
+            </w:r>
+          </w:p>
+        </w:tc>
+      </w:tr>
+      <w:tr>
+        <w:trPr>
+          <w:cantSplit/>
+          <w:tblHeader w:val="false"/>
+        </w:trPr>
+        <w:tc>
+          <w:tcPr>
+            <w:tcW w:type="dxa" w:w="2834"/>
+            <w:tcBorders>
+              <w:top w:val="single" w:color="D6DBE1" w:sz="4"/>
+              <w:left w:val="single" w:color="D6DBE1" w:sz="4"/>
+              <w:bottom w:val="single" w:color="D6DBE1" w:sz="4"/>
+              <w:right w:val="single" w:color="D6DBE1" w:sz="4"/>
+            </w:tcBorders>
+            <w:tcMar>
+              <w:top w:type="dxa" w:w="60"/>
+              <w:left w:type="dxa" w:w="100"/>
+              <w:bottom w:type="dxa" w:w="60"/>
+              <w:right w:type="dxa" w:w="100"/>
+            </w:tcMar>
+          </w:tcPr>
+          <w:p>
+            <w:pPr>
+              <w:spacing w:after="0" w:line="252"/>
+            </w:pPr>
+            <w:r>
+              <w:rPr>
+                <w:rFonts w:ascii="Calibri" w:cs="Calibri" w:eastAsia="Calibri" w:hAnsi="Calibri"/>
+                <w:color w:val="15181C"/>
+                <w:sz w:val="18"/>
+                <w:szCs w:val="18"/>
+              </w:rPr>
+              <w:t xml:space="preserve">подложка (скан чертежа)</w:t>
+            </w:r>
+          </w:p>
+        </w:tc>
+        <w:tc>
+          <w:tcPr>
+            <w:tcW w:type="dxa" w:w="3968"/>
+            <w:tcBorders>
+              <w:top w:val="single" w:color="D6DBE1" w:sz="4"/>
+              <w:left w:val="single" w:color="D6DBE1" w:sz="4"/>
+              <w:bottom w:val="single" w:color="D6DBE1" w:sz="4"/>
+              <w:right w:val="single" w:color="D6DBE1" w:sz="4"/>
+            </w:tcBorders>
+            <w:tcMar>
+              <w:top w:type="dxa" w:w="60"/>
+              <w:left w:type="dxa" w:w="100"/>
+              <w:bottom w:type="dxa" w:w="60"/>
+              <w:right w:type="dxa" w:w="100"/>
+            </w:tcMar>
+          </w:tcPr>
+          <w:p>
+            <w:pPr>
+              <w:spacing w:after="0" w:line="252"/>
+            </w:pPr>
+            <w:r>
+              <w:rPr>
+                <w:rFonts w:ascii="Consolas" w:cs="Consolas" w:eastAsia="Consolas" w:hAnsi="Consolas"/>
+                <w:color w:val="9A3412"/>
+                <w:sz w:val="16"/>
+                <w:szCs w:val="16"/>
+              </w:rPr>
+              <w:t xml:space="preserve">TopologyConfig.background</w:t>
+            </w:r>
+            <w:r>
+              <w:rPr>
+                <w:rFonts w:ascii="Calibri" w:cs="Calibri" w:eastAsia="Calibri" w:hAnsi="Calibri"/>
+                <w:color w:val="15181C"/>
+                <w:sz w:val="18"/>
+                <w:szCs w:val="18"/>
+              </w:rPr>
+              <w:t xml:space="preserve"> → </w:t>
+            </w:r>
+            <w:r>
+              <w:rPr>
+                <w:rFonts w:ascii="Consolas" w:cs="Consolas" w:eastAsia="Consolas" w:hAnsi="Consolas"/>
+                <w:color w:val="9A3412"/>
+                <w:sz w:val="16"/>
+                <w:szCs w:val="16"/>
+              </w:rPr>
+              <w:t xml:space="preserve">SceneBackground</w:t>
+            </w:r>
+          </w:p>
+        </w:tc>
+        <w:tc>
+          <w:tcPr>
+            <w:tcW w:type="dxa" w:w="2836"/>
+            <w:tcBorders>
+              <w:top w:val="single" w:color="D6DBE1" w:sz="4"/>
+              <w:left w:val="single" w:color="D6DBE1" w:sz="4"/>
+              <w:bottom w:val="single" w:color="D6DBE1" w:sz="4"/>
+              <w:right w:val="single" w:color="D6DBE1" w:sz="4"/>
+            </w:tcBorders>
+            <w:tcMar>
+              <w:top w:type="dxa" w:w="60"/>
+              <w:left w:type="dxa" w:w="100"/>
+              <w:bottom w:type="dxa" w:w="60"/>
+              <w:right w:type="dxa" w:w="100"/>
+            </w:tcMar>
+          </w:tcPr>
+          <w:p>
+            <w:pPr>
+              <w:spacing w:after="0" w:line="252"/>
+            </w:pPr>
+            <w:r>
+              <w:rPr>
+                <w:rFonts w:ascii="Calibri" w:cs="Calibri" w:eastAsia="Calibri" w:hAnsi="Calibri"/>
+                <w:b/>
+                <w:bCs/>
+                <w:color w:val="15181C"/>
+                <w:sz w:val="18"/>
+                <w:szCs w:val="18"/>
+              </w:rPr>
+              <w:t xml:space="preserve">только ссылка</w:t>
+            </w:r>
+            <w:r>
+              <w:rPr>
+                <w:rFonts w:ascii="Calibri" w:cs="Calibri" w:eastAsia="Calibri" w:hAnsi="Calibri"/>
+                <w:color w:val="15181C"/>
+                <w:sz w:val="18"/>
+                <w:szCs w:val="18"/>
+              </w:rPr>
+              <w:t xml:space="preserve">, см. 9.2</w:t>
+            </w:r>
+          </w:p>
+        </w:tc>
+      </w:tr>
+      <w:tr>
+        <w:trPr>
+          <w:cantSplit/>
+          <w:tblHeader w:val="false"/>
+        </w:trPr>
+        <w:tc>
+          <w:tcPr>
+            <w:tcW w:type="dxa" w:w="2834"/>
+            <w:tcBorders>
+              <w:top w:val="single" w:color="D6DBE1" w:sz="4"/>
+              <w:left w:val="single" w:color="D6DBE1" w:sz="4"/>
+              <w:bottom w:val="single" w:color="D6DBE1" w:sz="4"/>
+              <w:right w:val="single" w:color="D6DBE1" w:sz="4"/>
+            </w:tcBorders>
+            <w:tcMar>
+              <w:top w:type="dxa" w:w="60"/>
+              <w:left w:type="dxa" w:w="100"/>
+              <w:bottom w:type="dxa" w:w="60"/>
+              <w:right w:type="dxa" w:w="100"/>
+            </w:tcMar>
+          </w:tcPr>
+          <w:p>
+            <w:pPr>
+              <w:spacing w:after="0" w:line="252"/>
+            </w:pPr>
+            <w:r>
+              <w:rPr>
+                <w:rFonts w:ascii="Calibri" w:cs="Calibri" w:eastAsia="Calibri" w:hAnsi="Calibri"/>
+                <w:color w:val="15181C"/>
+                <w:sz w:val="18"/>
+                <w:szCs w:val="18"/>
+              </w:rPr>
+              <w:t xml:space="preserve">названия у стен, точек, маршрутов, роботов</w:t>
+            </w:r>
+          </w:p>
+        </w:tc>
+        <w:tc>
+          <w:tcPr>
+            <w:tcW w:type="dxa" w:w="3968"/>
+            <w:tcBorders>
+              <w:top w:val="single" w:color="D6DBE1" w:sz="4"/>
+              <w:left w:val="single" w:color="D6DBE1" w:sz="4"/>
+              <w:bottom w:val="single" w:color="D6DBE1" w:sz="4"/>
+              <w:right w:val="single" w:color="D6DBE1" w:sz="4"/>
+            </w:tcBorders>
+            <w:tcMar>
+              <w:top w:type="dxa" w:w="60"/>
+              <w:left w:type="dxa" w:w="100"/>
+              <w:bottom w:type="dxa" w:w="60"/>
+              <w:right w:type="dxa" w:w="100"/>
+            </w:tcMar>
+          </w:tcPr>
+          <w:p>
+            <w:pPr>
+              <w:spacing w:after="0" w:line="252"/>
+            </w:pPr>
+            <w:r>
+              <w:rPr>
+                <w:rFonts w:ascii="Consolas" w:cs="Consolas" w:eastAsia="Consolas" w:hAnsi="Consolas"/>
+                <w:color w:val="9A3412"/>
+                <w:sz w:val="16"/>
+                <w:szCs w:val="16"/>
+              </w:rPr>
+              <w:t xml:space="preserve">name: str | null</w:t>
+            </w:r>
+            <w:r>
+              <w:rPr>
+                <w:rFonts w:ascii="Calibri" w:cs="Calibri" w:eastAsia="Calibri" w:hAnsi="Calibri"/>
+                <w:color w:val="15181C"/>
+                <w:sz w:val="18"/>
+                <w:szCs w:val="18"/>
+              </w:rPr>
+              <w:t xml:space="preserve"> у </w:t>
+            </w:r>
+            <w:r>
+              <w:rPr>
+                <w:rFonts w:ascii="Consolas" w:cs="Consolas" w:eastAsia="Consolas" w:hAnsi="Consolas"/>
+                <w:color w:val="9A3412"/>
+                <w:sz w:val="16"/>
+                <w:szCs w:val="16"/>
+              </w:rPr>
+              <w:t xml:space="preserve">Wall</w:t>
+            </w:r>
+            <w:r>
+              <w:rPr>
+                <w:rFonts w:ascii="Calibri" w:cs="Calibri" w:eastAsia="Calibri" w:hAnsi="Calibri"/>
+                <w:color w:val="15181C"/>
+                <w:sz w:val="18"/>
+                <w:szCs w:val="18"/>
+              </w:rPr>
+              <w:t xml:space="preserve">, </w:t>
+            </w:r>
+            <w:r>
+              <w:rPr>
+                <w:rFonts w:ascii="Consolas" w:cs="Consolas" w:eastAsia="Consolas" w:hAnsi="Consolas"/>
+                <w:color w:val="9A3412"/>
+                <w:sz w:val="16"/>
+                <w:szCs w:val="16"/>
+              </w:rPr>
+              <w:t xml:space="preserve">OperationPoint</w:t>
+            </w:r>
+            <w:r>
+              <w:rPr>
+                <w:rFonts w:ascii="Calibri" w:cs="Calibri" w:eastAsia="Calibri" w:hAnsi="Calibri"/>
+                <w:color w:val="15181C"/>
+                <w:sz w:val="18"/>
+                <w:szCs w:val="18"/>
+              </w:rPr>
+              <w:t xml:space="preserve">, </w:t>
+            </w:r>
+            <w:r>
+              <w:rPr>
+                <w:rFonts w:ascii="Consolas" w:cs="Consolas" w:eastAsia="Consolas" w:hAnsi="Consolas"/>
+                <w:color w:val="9A3412"/>
+                <w:sz w:val="16"/>
+                <w:szCs w:val="16"/>
+              </w:rPr>
+              <w:t xml:space="preserve">Route</w:t>
+            </w:r>
+            <w:r>
+              <w:rPr>
+                <w:rFonts w:ascii="Calibri" w:cs="Calibri" w:eastAsia="Calibri" w:hAnsi="Calibri"/>
+                <w:color w:val="15181C"/>
+                <w:sz w:val="18"/>
+                <w:szCs w:val="18"/>
+              </w:rPr>
+              <w:t xml:space="preserve">, </w:t>
+            </w:r>
+            <w:r>
+              <w:rPr>
+                <w:rFonts w:ascii="Consolas" w:cs="Consolas" w:eastAsia="Consolas" w:hAnsi="Consolas"/>
+                <w:color w:val="9A3412"/>
+                <w:sz w:val="16"/>
+                <w:szCs w:val="16"/>
+              </w:rPr>
+              <w:t xml:space="preserve">RobotPlacement</w:t>
+            </w:r>
+          </w:p>
+        </w:tc>
+        <w:tc>
+          <w:tcPr>
+            <w:tcW w:type="dxa" w:w="2836"/>
+            <w:tcBorders>
+              <w:top w:val="single" w:color="D6DBE1" w:sz="4"/>
+              <w:left w:val="single" w:color="D6DBE1" w:sz="4"/>
+              <w:bottom w:val="single" w:color="D6DBE1" w:sz="4"/>
+              <w:right w:val="single" w:color="D6DBE1" w:sz="4"/>
+            </w:tcBorders>
+            <w:tcMar>
+              <w:top w:type="dxa" w:w="60"/>
+              <w:left w:type="dxa" w:w="100"/>
+              <w:bottom w:type="dxa" w:w="60"/>
+              <w:right w:type="dxa" w:w="100"/>
+            </w:tcMar>
+          </w:tcPr>
+          <w:p>
+            <w:pPr>
+              <w:spacing w:after="0" w:line="252"/>
+            </w:pPr>
+            <w:r>
+              <w:rPr>
+                <w:rFonts w:ascii="Calibri" w:cs="Calibri" w:eastAsia="Calibri" w:hAnsi="Calibri"/>
+                <w:color w:val="15181C"/>
+                <w:sz w:val="18"/>
+                <w:szCs w:val="18"/>
+              </w:rPr>
+              <w:t xml:space="preserve">у </w:t>
+            </w:r>
+            <w:r>
+              <w:rPr>
+                <w:rFonts w:ascii="Consolas" w:cs="Consolas" w:eastAsia="Consolas" w:hAnsi="Consolas"/>
+                <w:color w:val="9A3412"/>
+                <w:sz w:val="16"/>
+                <w:szCs w:val="16"/>
+              </w:rPr>
+              <w:t xml:space="preserve">Zone</w:t>
+            </w:r>
+            <w:r>
+              <w:rPr>
+                <w:rFonts w:ascii="Calibri" w:cs="Calibri" w:eastAsia="Calibri" w:hAnsi="Calibri"/>
+                <w:color w:val="15181C"/>
+                <w:sz w:val="18"/>
+                <w:szCs w:val="18"/>
+              </w:rPr>
+              <w:t xml:space="preserve"> имя было и раньше</w:t>
+            </w:r>
+          </w:p>
+        </w:tc>
+      </w:tr>
+      <w:tr>
+        <w:trPr>
+          <w:cantSplit/>
+          <w:tblHeader w:val="false"/>
+        </w:trPr>
+        <w:tc>
+          <w:tcPr>
+            <w:tcW w:type="dxa" w:w="2834"/>
+            <w:tcBorders>
+              <w:top w:val="single" w:color="D6DBE1" w:sz="4"/>
+              <w:left w:val="single" w:color="D6DBE1" w:sz="4"/>
+              <w:bottom w:val="single" w:color="D6DBE1" w:sz="4"/>
+              <w:right w:val="single" w:color="D6DBE1" w:sz="4"/>
+            </w:tcBorders>
+            <w:tcMar>
+              <w:top w:type="dxa" w:w="60"/>
+              <w:left w:type="dxa" w:w="100"/>
+              <w:bottom w:type="dxa" w:w="60"/>
+              <w:right w:type="dxa" w:w="100"/>
+            </w:tcMar>
+          </w:tcPr>
+          <w:p>
+            <w:pPr>
+              <w:spacing w:after="0" w:line="252"/>
+            </w:pPr>
+            <w:r>
+              <w:rPr>
+                <w:rFonts w:ascii="Calibri" w:cs="Calibri" w:eastAsia="Calibri" w:hAnsi="Calibri"/>
+                <w:color w:val="15181C"/>
+                <w:sz w:val="18"/>
+                <w:szCs w:val="18"/>
+              </w:rPr>
+              <w:t xml:space="preserve">количество мест у зарядки</w:t>
+            </w:r>
+          </w:p>
+        </w:tc>
+        <w:tc>
+          <w:tcPr>
+            <w:tcW w:type="dxa" w:w="3968"/>
+            <w:tcBorders>
+              <w:top w:val="single" w:color="D6DBE1" w:sz="4"/>
+              <w:left w:val="single" w:color="D6DBE1" w:sz="4"/>
+              <w:bottom w:val="single" w:color="D6DBE1" w:sz="4"/>
+              <w:right w:val="single" w:color="D6DBE1" w:sz="4"/>
+            </w:tcBorders>
+            <w:tcMar>
+              <w:top w:type="dxa" w:w="60"/>
+              <w:left w:type="dxa" w:w="100"/>
+              <w:bottom w:type="dxa" w:w="60"/>
+              <w:right w:type="dxa" w:w="100"/>
+            </w:tcMar>
+          </w:tcPr>
+          <w:p>
+            <w:pPr>
+              <w:spacing w:after="0" w:line="252"/>
+            </w:pPr>
+            <w:r>
+              <w:rPr>
+                <w:rFonts w:ascii="Consolas" w:cs="Consolas" w:eastAsia="Consolas" w:hAnsi="Consolas"/>
+                <w:color w:val="9A3412"/>
+                <w:sz w:val="16"/>
+                <w:szCs w:val="16"/>
+              </w:rPr>
+              <w:t xml:space="preserve">OperationPoint.capacity: int = 1</w:t>
+            </w:r>
+          </w:p>
+        </w:tc>
+        <w:tc>
+          <w:tcPr>
+            <w:tcW w:type="dxa" w:w="2836"/>
+            <w:tcBorders>
+              <w:top w:val="single" w:color="D6DBE1" w:sz="4"/>
+              <w:left w:val="single" w:color="D6DBE1" w:sz="4"/>
+              <w:bottom w:val="single" w:color="D6DBE1" w:sz="4"/>
+              <w:right w:val="single" w:color="D6DBE1" w:sz="4"/>
+            </w:tcBorders>
+            <w:tcMar>
+              <w:top w:type="dxa" w:w="60"/>
+              <w:left w:type="dxa" w:w="100"/>
+              <w:bottom w:type="dxa" w:w="60"/>
+              <w:right w:type="dxa" w:w="100"/>
+            </w:tcMar>
+          </w:tcPr>
+          <w:p>
+            <w:pPr>
+              <w:spacing w:after="0" w:line="252"/>
+            </w:pPr>
+            <w:r>
+              <w:rPr>
+                <w:rFonts w:ascii="Calibri" w:cs="Calibri" w:eastAsia="Calibri" w:hAnsi="Calibri"/>
+                <w:color w:val="15181C"/>
+                <w:sz w:val="18"/>
+                <w:szCs w:val="18"/>
+              </w:rPr>
+              <w:t xml:space="preserve">для обычной точки — сколько роботов обслуживается одновременно</w:t>
+            </w:r>
+          </w:p>
+        </w:tc>
+      </w:tr>
+      <w:tr>
+        <w:trPr>
+          <w:cantSplit/>
+          <w:tblHeader w:val="false"/>
+        </w:trPr>
+        <w:tc>
+          <w:tcPr>
+            <w:tcW w:type="dxa" w:w="2834"/>
+            <w:tcBorders>
+              <w:top w:val="single" w:color="D6DBE1" w:sz="4"/>
+              <w:left w:val="single" w:color="D6DBE1" w:sz="4"/>
+              <w:bottom w:val="single" w:color="D6DBE1" w:sz="4"/>
+              <w:right w:val="single" w:color="D6DBE1" w:sz="4"/>
+            </w:tcBorders>
+            <w:tcMar>
+              <w:top w:type="dxa" w:w="60"/>
+              <w:left w:type="dxa" w:w="100"/>
+              <w:bottom w:type="dxa" w:w="60"/>
+              <w:right w:type="dxa" w:w="100"/>
+            </w:tcMar>
+          </w:tcPr>
+          <w:p>
+            <w:pPr>
+              <w:spacing w:after="0" w:line="252"/>
+            </w:pPr>
+            <w:r>
+              <w:rPr>
+                <w:rFonts w:ascii="Calibri" w:cs="Calibri" w:eastAsia="Calibri" w:hAnsi="Calibri"/>
+                <w:color w:val="15181C"/>
+                <w:sz w:val="18"/>
+                <w:szCs w:val="18"/>
+              </w:rPr>
+              <w:t xml:space="preserve">направление маршрута</w:t>
+            </w:r>
+          </w:p>
+        </w:tc>
+        <w:tc>
+          <w:tcPr>
+            <w:tcW w:type="dxa" w:w="3968"/>
+            <w:tcBorders>
+              <w:top w:val="single" w:color="D6DBE1" w:sz="4"/>
+              <w:left w:val="single" w:color="D6DBE1" w:sz="4"/>
+              <w:bottom w:val="single" w:color="D6DBE1" w:sz="4"/>
+              <w:right w:val="single" w:color="D6DBE1" w:sz="4"/>
+            </w:tcBorders>
+            <w:tcMar>
+              <w:top w:type="dxa" w:w="60"/>
+              <w:left w:type="dxa" w:w="100"/>
+              <w:bottom w:type="dxa" w:w="60"/>
+              <w:right w:type="dxa" w:w="100"/>
+            </w:tcMar>
+          </w:tcPr>
+          <w:p>
+            <w:pPr>
+              <w:spacing w:after="0" w:line="252"/>
+            </w:pPr>
+            <w:r>
+              <w:rPr>
+                <w:rFonts w:ascii="Consolas" w:cs="Consolas" w:eastAsia="Consolas" w:hAnsi="Consolas"/>
+                <w:color w:val="9A3412"/>
+                <w:sz w:val="16"/>
+                <w:szCs w:val="16"/>
+              </w:rPr>
+              <w:t xml:space="preserve">Route.direction: "two_way" | "one_way"</w:t>
+            </w:r>
+          </w:p>
+        </w:tc>
+        <w:tc>
+          <w:tcPr>
+            <w:tcW w:type="dxa" w:w="2836"/>
+            <w:tcBorders>
+              <w:top w:val="single" w:color="D6DBE1" w:sz="4"/>
+              <w:left w:val="single" w:color="D6DBE1" w:sz="4"/>
+              <w:bottom w:val="single" w:color="D6DBE1" w:sz="4"/>
+              <w:right w:val="single" w:color="D6DBE1" w:sz="4"/>
+            </w:tcBorders>
+            <w:tcMar>
+              <w:top w:type="dxa" w:w="60"/>
+              <w:left w:type="dxa" w:w="100"/>
+              <w:bottom w:type="dxa" w:w="60"/>
+              <w:right w:type="dxa" w:w="100"/>
+            </w:tcMar>
+          </w:tcPr>
+          <w:p>
+            <w:pPr>
+              <w:spacing w:after="0" w:line="252"/>
+            </w:pPr>
+            <w:r>
+              <w:rPr>
+                <w:rFonts w:ascii="Consolas" w:cs="Consolas" w:eastAsia="Consolas" w:hAnsi="Consolas"/>
+                <w:color w:val="9A3412"/>
+                <w:sz w:val="16"/>
+                <w:szCs w:val="16"/>
+              </w:rPr>
+              <w:t xml:space="preserve">one_way</w:t>
+            </w:r>
+            <w:r>
+              <w:rPr>
+                <w:rFonts w:ascii="Calibri" w:cs="Calibri" w:eastAsia="Calibri" w:hAnsi="Calibri"/>
+                <w:color w:val="15181C"/>
+                <w:sz w:val="18"/>
+                <w:szCs w:val="18"/>
+              </w:rPr>
+              <w:t xml:space="preserve"> — от первой точки ломаной к последней</w:t>
+            </w:r>
+          </w:p>
+        </w:tc>
+      </w:tr>
+      <w:tr>
+        <w:trPr>
+          <w:cantSplit/>
+          <w:tblHeader w:val="false"/>
+        </w:trPr>
+        <w:tc>
+          <w:tcPr>
+            <w:tcW w:type="dxa" w:w="2834"/>
+            <w:tcBorders>
+              <w:top w:val="single" w:color="D6DBE1" w:sz="4"/>
+              <w:left w:val="single" w:color="D6DBE1" w:sz="4"/>
+              <w:bottom w:val="single" w:color="D6DBE1" w:sz="4"/>
+              <w:right w:val="single" w:color="D6DBE1" w:sz="4"/>
+            </w:tcBorders>
+            <w:tcMar>
+              <w:top w:type="dxa" w:w="60"/>
+              <w:left w:type="dxa" w:w="100"/>
+              <w:bottom w:type="dxa" w:w="60"/>
+              <w:right w:type="dxa" w:w="100"/>
+            </w:tcMar>
+          </w:tcPr>
+          <w:p>
+            <w:pPr>
+              <w:spacing w:after="0" w:line="252"/>
+            </w:pPr>
+            <w:r>
+              <w:rPr>
+                <w:rFonts w:ascii="Calibri" w:cs="Calibri" w:eastAsia="Calibri" w:hAnsi="Calibri"/>
+                <w:color w:val="15181C"/>
+                <w:sz w:val="18"/>
+                <w:szCs w:val="18"/>
+              </w:rPr>
+              <w:t xml:space="preserve">привязка маршрута к точкам</w:t>
+            </w:r>
+          </w:p>
+        </w:tc>
+        <w:tc>
+          <w:tcPr>
+            <w:tcW w:type="dxa" w:w="3968"/>
+            <w:tcBorders>
+              <w:top w:val="single" w:color="D6DBE1" w:sz="4"/>
+              <w:left w:val="single" w:color="D6DBE1" w:sz="4"/>
+              <w:bottom w:val="single" w:color="D6DBE1" w:sz="4"/>
+              <w:right w:val="single" w:color="D6DBE1" w:sz="4"/>
+            </w:tcBorders>
+            <w:tcMar>
+              <w:top w:type="dxa" w:w="60"/>
+              <w:left w:type="dxa" w:w="100"/>
+              <w:bottom w:type="dxa" w:w="60"/>
+              <w:right w:type="dxa" w:w="100"/>
+            </w:tcMar>
+          </w:tcPr>
+          <w:p>
+            <w:pPr>
+              <w:spacing w:after="0" w:line="252"/>
+            </w:pPr>
+            <w:r>
+              <w:rPr>
+                <w:rFonts w:ascii="Consolas" w:cs="Consolas" w:eastAsia="Consolas" w:hAnsi="Consolas"/>
+                <w:color w:val="9A3412"/>
+                <w:sz w:val="16"/>
+                <w:szCs w:val="16"/>
+              </w:rPr>
+              <w:t xml:space="preserve">Route.from_point_id</w:t>
+            </w:r>
+            <w:r>
+              <w:rPr>
+                <w:rFonts w:ascii="Calibri" w:cs="Calibri" w:eastAsia="Calibri" w:hAnsi="Calibri"/>
+                <w:color w:val="15181C"/>
+                <w:sz w:val="18"/>
+                <w:szCs w:val="18"/>
+              </w:rPr>
+              <w:t xml:space="preserve">, </w:t>
+            </w:r>
+            <w:r>
+              <w:rPr>
+                <w:rFonts w:ascii="Consolas" w:cs="Consolas" w:eastAsia="Consolas" w:hAnsi="Consolas"/>
+                <w:color w:val="9A3412"/>
+                <w:sz w:val="16"/>
+                <w:szCs w:val="16"/>
+              </w:rPr>
+              <w:t xml:space="preserve">Route.to_point_id</w:t>
+            </w:r>
+          </w:p>
+        </w:tc>
+        <w:tc>
+          <w:tcPr>
+            <w:tcW w:type="dxa" w:w="2836"/>
+            <w:tcBorders>
+              <w:top w:val="single" w:color="D6DBE1" w:sz="4"/>
+              <w:left w:val="single" w:color="D6DBE1" w:sz="4"/>
+              <w:bottom w:val="single" w:color="D6DBE1" w:sz="4"/>
+              <w:right w:val="single" w:color="D6DBE1" w:sz="4"/>
+            </w:tcBorders>
+            <w:tcMar>
+              <w:top w:type="dxa" w:w="60"/>
+              <w:left w:type="dxa" w:w="100"/>
+              <w:bottom w:type="dxa" w:w="60"/>
+              <w:right w:type="dxa" w:w="100"/>
+            </w:tcMar>
+          </w:tcPr>
+          <w:p>
+            <w:pPr>
+              <w:spacing w:after="0" w:line="252"/>
+            </w:pPr>
+            <w:r>
+              <w:rPr>
+                <w:rFonts w:ascii="Calibri" w:cs="Calibri" w:eastAsia="Calibri" w:hAnsi="Calibri"/>
+                <w:color w:val="15181C"/>
+                <w:sz w:val="18"/>
+                <w:szCs w:val="18"/>
+              </w:rPr>
+              <w:t xml:space="preserve">ссылки на </w:t>
+            </w:r>
+            <w:r>
+              <w:rPr>
+                <w:rFonts w:ascii="Consolas" w:cs="Consolas" w:eastAsia="Consolas" w:hAnsi="Consolas"/>
+                <w:color w:val="9A3412"/>
+                <w:sz w:val="16"/>
+                <w:szCs w:val="16"/>
+              </w:rPr>
+              <w:t xml:space="preserve">OperationPoint.id</w:t>
+            </w:r>
+          </w:p>
+        </w:tc>
+      </w:tr>
+      <w:tr>
+        <w:trPr>
+          <w:cantSplit/>
+          <w:tblHeader w:val="false"/>
+        </w:trPr>
+        <w:tc>
+          <w:tcPr>
+            <w:tcW w:type="dxa" w:w="2834"/>
+            <w:tcBorders>
+              <w:top w:val="single" w:color="D6DBE1" w:sz="4"/>
+              <w:left w:val="single" w:color="D6DBE1" w:sz="4"/>
+              <w:bottom w:val="single" w:color="D6DBE1" w:sz="4"/>
+              <w:right w:val="single" w:color="D6DBE1" w:sz="4"/>
+            </w:tcBorders>
+            <w:tcMar>
+              <w:top w:type="dxa" w:w="60"/>
+              <w:left w:type="dxa" w:w="100"/>
+              <w:bottom w:type="dxa" w:w="60"/>
+              <w:right w:type="dxa" w:w="100"/>
+            </w:tcMar>
+          </w:tcPr>
+          <w:p>
+            <w:pPr>
+              <w:spacing w:after="0" w:line="252"/>
+            </w:pPr>
+            <w:r>
+              <w:rPr>
+                <w:rFonts w:ascii="Calibri" w:cs="Calibri" w:eastAsia="Calibri" w:hAnsi="Calibri"/>
+                <w:color w:val="15181C"/>
+                <w:sz w:val="18"/>
+                <w:szCs w:val="18"/>
+              </w:rPr>
+              <w:t xml:space="preserve">вид робота</w:t>
+            </w:r>
+          </w:p>
+        </w:tc>
+        <w:tc>
+          <w:tcPr>
+            <w:tcW w:type="dxa" w:w="3968"/>
+            <w:tcBorders>
+              <w:top w:val="single" w:color="D6DBE1" w:sz="4"/>
+              <w:left w:val="single" w:color="D6DBE1" w:sz="4"/>
+              <w:bottom w:val="single" w:color="D6DBE1" w:sz="4"/>
+              <w:right w:val="single" w:color="D6DBE1" w:sz="4"/>
+            </w:tcBorders>
+            <w:tcMar>
+              <w:top w:type="dxa" w:w="60"/>
+              <w:left w:type="dxa" w:w="100"/>
+              <w:bottom w:type="dxa" w:w="60"/>
+              <w:right w:type="dxa" w:w="100"/>
+            </w:tcMar>
+          </w:tcPr>
+          <w:p>
+            <w:pPr>
+              <w:spacing w:after="0" w:line="252"/>
+            </w:pPr>
+            <w:r>
+              <w:rPr>
+                <w:rFonts w:ascii="Consolas" w:cs="Consolas" w:eastAsia="Consolas" w:hAnsi="Consolas"/>
+                <w:color w:val="9A3412"/>
+                <w:sz w:val="16"/>
+                <w:szCs w:val="16"/>
+              </w:rPr>
+              <w:t xml:space="preserve">RobotPlacement.category_id</w:t>
+            </w:r>
+          </w:p>
+        </w:tc>
+        <w:tc>
+          <w:tcPr>
+            <w:tcW w:type="dxa" w:w="2836"/>
+            <w:tcBorders>
+              <w:top w:val="single" w:color="D6DBE1" w:sz="4"/>
+              <w:left w:val="single" w:color="D6DBE1" w:sz="4"/>
+              <w:bottom w:val="single" w:color="D6DBE1" w:sz="4"/>
+              <w:right w:val="single" w:color="D6DBE1" w:sz="4"/>
+            </w:tcBorders>
+            <w:tcMar>
+              <w:top w:type="dxa" w:w="60"/>
+              <w:left w:type="dxa" w:w="100"/>
+              <w:bottom w:type="dxa" w:w="60"/>
+              <w:right w:type="dxa" w:w="100"/>
+            </w:tcMar>
+          </w:tcPr>
+          <w:p>
+            <w:pPr>
+              <w:spacing w:after="0" w:line="252"/>
+            </w:pPr>
+            <w:r>
+              <w:rPr>
+                <w:rFonts w:ascii="Calibri" w:cs="Calibri" w:eastAsia="Calibri" w:hAnsi="Calibri"/>
+                <w:color w:val="15181C"/>
+                <w:sz w:val="18"/>
+                <w:szCs w:val="18"/>
+              </w:rPr>
+              <w:t xml:space="preserve">id из </w:t>
+            </w:r>
+            <w:r>
+              <w:rPr>
+                <w:rFonts w:ascii="Consolas" w:cs="Consolas" w:eastAsia="Consolas" w:hAnsi="Consolas"/>
+                <w:color w:val="9A3412"/>
+                <w:sz w:val="16"/>
+                <w:szCs w:val="16"/>
+              </w:rPr>
+              <w:t xml:space="preserve">equipment_categories</w:t>
+            </w:r>
+            <w:r>
+              <w:rPr>
+                <w:rFonts w:ascii="Calibri" w:cs="Calibri" w:eastAsia="Calibri" w:hAnsi="Calibri"/>
+                <w:color w:val="15181C"/>
+                <w:sz w:val="18"/>
+                <w:szCs w:val="18"/>
+              </w:rPr>
+              <w:t xml:space="preserve">, когда модель не выбрана</w:t>
+            </w:r>
+          </w:p>
+        </w:tc>
+      </w:tr>
+      <w:tr>
+        <w:trPr>
+          <w:cantSplit/>
+          <w:tblHeader w:val="false"/>
+        </w:trPr>
+        <w:tc>
+          <w:tcPr>
+            <w:tcW w:type="dxa" w:w="2834"/>
+            <w:tcBorders>
+              <w:top w:val="single" w:color="D6DBE1" w:sz="4"/>
+              <w:left w:val="single" w:color="D6DBE1" w:sz="4"/>
+              <w:bottom w:val="single" w:color="D6DBE1" w:sz="4"/>
+              <w:right w:val="single" w:color="D6DBE1" w:sz="4"/>
+            </w:tcBorders>
+            <w:tcMar>
+              <w:top w:type="dxa" w:w="60"/>
+              <w:left w:type="dxa" w:w="100"/>
+              <w:bottom w:type="dxa" w:w="60"/>
+              <w:right w:type="dxa" w:w="100"/>
+            </w:tcMar>
+          </w:tcPr>
+          <w:p>
+            <w:pPr>
+              <w:spacing w:after="0" w:line="252"/>
+            </w:pPr>
+            <w:r>
+              <w:rPr>
+                <w:rFonts w:ascii="Calibri" w:cs="Calibri" w:eastAsia="Calibri" w:hAnsi="Calibri"/>
+                <w:color w:val="15181C"/>
+                <w:sz w:val="18"/>
+                <w:szCs w:val="18"/>
+              </w:rPr>
+              <w:t xml:space="preserve">поворот на старте</w:t>
+            </w:r>
+          </w:p>
+        </w:tc>
+        <w:tc>
+          <w:tcPr>
+            <w:tcW w:type="dxa" w:w="3968"/>
+            <w:tcBorders>
+              <w:top w:val="single" w:color="D6DBE1" w:sz="4"/>
+              <w:left w:val="single" w:color="D6DBE1" w:sz="4"/>
+              <w:bottom w:val="single" w:color="D6DBE1" w:sz="4"/>
+              <w:right w:val="single" w:color="D6DBE1" w:sz="4"/>
+            </w:tcBorders>
+            <w:tcMar>
+              <w:top w:type="dxa" w:w="60"/>
+              <w:left w:type="dxa" w:w="100"/>
+              <w:bottom w:type="dxa" w:w="60"/>
+              <w:right w:type="dxa" w:w="100"/>
+            </w:tcMar>
+          </w:tcPr>
+          <w:p>
+            <w:pPr>
+              <w:spacing w:after="0" w:line="252"/>
+            </w:pPr>
+            <w:r>
+              <w:rPr>
+                <w:rFonts w:ascii="Consolas" w:cs="Consolas" w:eastAsia="Consolas" w:hAnsi="Consolas"/>
+                <w:color w:val="9A3412"/>
+                <w:sz w:val="16"/>
+                <w:szCs w:val="16"/>
+              </w:rPr>
+              <w:t xml:space="preserve">RobotPlacement.start_rotation_deg: float = 0</w:t>
+            </w:r>
+          </w:p>
+        </w:tc>
+        <w:tc>
+          <w:tcPr>
+            <w:tcW w:type="dxa" w:w="2836"/>
+            <w:tcBorders>
+              <w:top w:val="single" w:color="D6DBE1" w:sz="4"/>
+              <w:left w:val="single" w:color="D6DBE1" w:sz="4"/>
+              <w:bottom w:val="single" w:color="D6DBE1" w:sz="4"/>
+              <w:right w:val="single" w:color="D6DBE1" w:sz="4"/>
+            </w:tcBorders>
+            <w:tcMar>
+              <w:top w:type="dxa" w:w="60"/>
+              <w:left w:type="dxa" w:w="100"/>
+              <w:bottom w:type="dxa" w:w="60"/>
+              <w:right w:type="dxa" w:w="100"/>
+            </w:tcMar>
+          </w:tcPr>
+          <w:p>
+            <w:pPr>
+              <w:spacing w:after="0" w:line="252"/>
+            </w:pPr>
+            <w:r>
+              <w:rPr>
+                <w:rFonts w:ascii="Calibri" w:cs="Calibri" w:eastAsia="Calibri" w:hAnsi="Calibri"/>
+                <w:color w:val="15181C"/>
+                <w:sz w:val="18"/>
+                <w:szCs w:val="18"/>
+              </w:rPr>
+              <w:t xml:space="preserve">0 — вдоль оси X</w:t>
+            </w:r>
+          </w:p>
+        </w:tc>
+      </w:tr>
+      <w:tr>
+        <w:trPr>
+          <w:cantSplit/>
+          <w:tblHeader w:val="false"/>
+        </w:trPr>
+        <w:tc>
+          <w:tcPr>
+            <w:tcW w:type="dxa" w:w="2834"/>
+            <w:tcBorders>
+              <w:top w:val="single" w:color="D6DBE1" w:sz="4"/>
+              <w:left w:val="single" w:color="D6DBE1" w:sz="4"/>
+              <w:bottom w:val="single" w:color="D6DBE1" w:sz="4"/>
+              <w:right w:val="single" w:color="D6DBE1" w:sz="4"/>
+            </w:tcBorders>
+            <w:tcMar>
+              <w:top w:type="dxa" w:w="60"/>
+              <w:left w:type="dxa" w:w="100"/>
+              <w:bottom w:type="dxa" w:w="60"/>
+              <w:right w:type="dxa" w:w="100"/>
+            </w:tcMar>
+          </w:tcPr>
+          <w:p>
+            <w:pPr>
+              <w:spacing w:after="0" w:line="252"/>
+            </w:pPr>
+            <w:r>
+              <w:rPr>
+                <w:rFonts w:ascii="Calibri" w:cs="Calibri" w:eastAsia="Calibri" w:hAnsi="Calibri"/>
+                <w:color w:val="15181C"/>
+                <w:sz w:val="18"/>
+                <w:szCs w:val="18"/>
+              </w:rPr>
+              <w:t xml:space="preserve">зарядка робота</w:t>
+            </w:r>
+          </w:p>
+        </w:tc>
+        <w:tc>
+          <w:tcPr>
+            <w:tcW w:type="dxa" w:w="3968"/>
+            <w:tcBorders>
+              <w:top w:val="single" w:color="D6DBE1" w:sz="4"/>
+              <w:left w:val="single" w:color="D6DBE1" w:sz="4"/>
+              <w:bottom w:val="single" w:color="D6DBE1" w:sz="4"/>
+              <w:right w:val="single" w:color="D6DBE1" w:sz="4"/>
+            </w:tcBorders>
+            <w:tcMar>
+              <w:top w:type="dxa" w:w="60"/>
+              <w:left w:type="dxa" w:w="100"/>
+              <w:bottom w:type="dxa" w:w="60"/>
+              <w:right w:type="dxa" w:w="100"/>
+            </w:tcMar>
+          </w:tcPr>
+          <w:p>
+            <w:pPr>
+              <w:spacing w:after="0" w:line="252"/>
+            </w:pPr>
+            <w:r>
+              <w:rPr>
+                <w:rFonts w:ascii="Consolas" w:cs="Consolas" w:eastAsia="Consolas" w:hAnsi="Consolas"/>
+                <w:color w:val="9A3412"/>
+                <w:sz w:val="16"/>
+                <w:szCs w:val="16"/>
+              </w:rPr>
+              <w:t xml:space="preserve">RobotPlacement.charging_point_id</w:t>
+            </w:r>
+          </w:p>
+        </w:tc>
+        <w:tc>
+          <w:tcPr>
+            <w:tcW w:type="dxa" w:w="2836"/>
+            <w:tcBorders>
+              <w:top w:val="single" w:color="D6DBE1" w:sz="4"/>
+              <w:left w:val="single" w:color="D6DBE1" w:sz="4"/>
+              <w:bottom w:val="single" w:color="D6DBE1" w:sz="4"/>
+              <w:right w:val="single" w:color="D6DBE1" w:sz="4"/>
+            </w:tcBorders>
+            <w:tcMar>
+              <w:top w:type="dxa" w:w="60"/>
+              <w:left w:type="dxa" w:w="100"/>
+              <w:bottom w:type="dxa" w:w="60"/>
+              <w:right w:type="dxa" w:w="100"/>
+            </w:tcMar>
+          </w:tcPr>
+          <w:p>
+            <w:pPr>
+              <w:spacing w:after="0" w:line="252"/>
+            </w:pPr>
+            <w:r>
+              <w:rPr>
+                <w:rFonts w:ascii="Calibri" w:cs="Calibri" w:eastAsia="Calibri" w:hAnsi="Calibri"/>
+                <w:color w:val="15181C"/>
+                <w:sz w:val="18"/>
+                <w:szCs w:val="18"/>
+              </w:rPr>
+              <w:t xml:space="preserve">ссылка на точку с </w:t>
+            </w:r>
+            <w:r>
+              <w:rPr>
+                <w:rFonts w:ascii="Consolas" w:cs="Consolas" w:eastAsia="Consolas" w:hAnsi="Consolas"/>
+                <w:color w:val="9A3412"/>
+                <w:sz w:val="16"/>
+                <w:szCs w:val="16"/>
+              </w:rPr>
+              <w:t xml:space="preserve">kind: "charging"</w:t>
+            </w:r>
+          </w:p>
+        </w:tc>
+      </w:tr>
+      <w:tr>
+        <w:trPr>
+          <w:cantSplit/>
+          <w:tblHeader w:val="false"/>
+        </w:trPr>
+        <w:tc>
+          <w:tcPr>
+            <w:tcW w:type="dxa" w:w="2834"/>
+            <w:tcBorders>
+              <w:top w:val="single" w:color="D6DBE1" w:sz="4"/>
+              <w:left w:val="single" w:color="D6DBE1" w:sz="4"/>
+              <w:bottom w:val="single" w:color="D6DBE1" w:sz="4"/>
+              <w:right w:val="single" w:color="D6DBE1" w:sz="4"/>
+            </w:tcBorders>
+            <w:tcMar>
+              <w:top w:type="dxa" w:w="60"/>
+              <w:left w:type="dxa" w:w="100"/>
+              <w:bottom w:type="dxa" w:w="60"/>
+              <w:right w:type="dxa" w:w="100"/>
+            </w:tcMar>
+          </w:tcPr>
+          <w:p>
+            <w:pPr>
+              <w:spacing w:after="0" w:line="252"/>
+            </w:pPr>
+            <w:r>
+              <w:rPr>
+                <w:rFonts w:ascii="Calibri" w:cs="Calibri" w:eastAsia="Calibri" w:hAnsi="Calibri"/>
+                <w:color w:val="15181C"/>
+                <w:sz w:val="18"/>
+                <w:szCs w:val="18"/>
+              </w:rPr>
+              <w:t xml:space="preserve">пустой </w:t>
+            </w:r>
+            <w:r>
+              <w:rPr>
+                <w:rFonts w:ascii="Consolas" w:cs="Consolas" w:eastAsia="Consolas" w:hAnsi="Consolas"/>
+                <w:color w:val="9A3412"/>
+                <w:sz w:val="16"/>
+                <w:szCs w:val="16"/>
+              </w:rPr>
+              <w:t xml:space="preserve">catalog_item_id</w:t>
+            </w:r>
+          </w:p>
+        </w:tc>
+        <w:tc>
+          <w:tcPr>
+            <w:tcW w:type="dxa" w:w="3968"/>
+            <w:tcBorders>
+              <w:top w:val="single" w:color="D6DBE1" w:sz="4"/>
+              <w:left w:val="single" w:color="D6DBE1" w:sz="4"/>
+              <w:bottom w:val="single" w:color="D6DBE1" w:sz="4"/>
+              <w:right w:val="single" w:color="D6DBE1" w:sz="4"/>
+            </w:tcBorders>
+            <w:tcMar>
+              <w:top w:type="dxa" w:w="60"/>
+              <w:left w:type="dxa" w:w="100"/>
+              <w:bottom w:type="dxa" w:w="60"/>
+              <w:right w:type="dxa" w:w="100"/>
+            </w:tcMar>
+          </w:tcPr>
+          <w:p>
+            <w:pPr>
+              <w:spacing w:after="0" w:line="252"/>
+            </w:pPr>
+            <w:r>
+              <w:rPr>
+                <w:rFonts w:ascii="Consolas" w:cs="Consolas" w:eastAsia="Consolas" w:hAnsi="Consolas"/>
+                <w:color w:val="9A3412"/>
+                <w:sz w:val="16"/>
+                <w:szCs w:val="16"/>
+              </w:rPr>
+              <w:t xml:space="preserve">catalog_item_id: str = ""</w:t>
+            </w:r>
+          </w:p>
+        </w:tc>
+        <w:tc>
+          <w:tcPr>
+            <w:tcW w:type="dxa" w:w="2836"/>
+            <w:tcBorders>
+              <w:top w:val="single" w:color="D6DBE1" w:sz="4"/>
+              <w:left w:val="single" w:color="D6DBE1" w:sz="4"/>
+              <w:bottom w:val="single" w:color="D6DBE1" w:sz="4"/>
+              <w:right w:val="single" w:color="D6DBE1" w:sz="4"/>
+            </w:tcBorders>
+            <w:tcMar>
+              <w:top w:type="dxa" w:w="60"/>
+              <w:left w:type="dxa" w:w="100"/>
+              <w:bottom w:type="dxa" w:w="60"/>
+              <w:right w:type="dxa" w:w="100"/>
+            </w:tcMar>
+          </w:tcPr>
+          <w:p>
+            <w:pPr>
+              <w:spacing w:after="0" w:line="252"/>
+            </w:pPr>
+            <w:r>
+              <w:rPr>
+                <w:rFonts w:ascii="Calibri" w:cs="Calibri" w:eastAsia="Calibri" w:hAnsi="Calibri"/>
+                <w:color w:val="15181C"/>
+                <w:sz w:val="18"/>
+                <w:szCs w:val="18"/>
+              </w:rPr>
+              <w:t xml:space="preserve">пусто разрешено и проверкой сервера</w:t>
+            </w:r>
+          </w:p>
+        </w:tc>
+      </w:tr>
+    </w:tbl>
+    <w:p>
+      <w:pPr>
+        <w:spacing w:after="80"/>
+      </w:pPr>
+    </w:p>
+    <w:p>
+      <w:pPr>
+        <w:pStyle w:val="Heading2"/>
+        <w:keepNext/>
+        <w:spacing w:after="100" w:before="200"/>
+      </w:pPr>
+      <w:r>
+        <w:rPr>
+          <w:rFonts w:ascii="Calibri" w:cs="Calibri" w:eastAsia="Calibri" w:hAnsi="Calibri"/>
+          <w:b/>
+          <w:bCs/>
+          <w:color w:val="2B3036"/>
+          <w:sz w:val="24"/>
+          <w:szCs w:val="24"/>
+        </w:rPr>
+        <w:t xml:space="preserve">9.2. Отдельная загрузка подложки — сделано</w:t>
+      </w:r>
+    </w:p>
+    <w:p>
+      <w:pPr>
+        <w:spacing w:after="120" w:line="288"/>
+      </w:pPr>
+      <w:r>
+        <w:rPr>
+          <w:rFonts w:ascii="Consolas" w:cs="Consolas" w:eastAsia="Consolas" w:hAnsi="Consolas"/>
+          <w:color w:val="9A3412"/>
+          <w:sz w:val="19"/>
+          <w:szCs w:val="19"/>
+        </w:rPr>
+        <w:t xml:space="preserve">POST /api/projects/{id}/scene/background</w:t>
+      </w:r>
+      <w:r>
+        <w:rPr>
+          <w:rFonts w:ascii="Calibri" w:cs="Calibri" w:eastAsia="Calibri" w:hAnsi="Calibri"/>
+          <w:color w:val="15181C"/>
+        </w:rPr>
+        <w:t xml:space="preserve"> (multipart, поле </w:t>
+      </w:r>
+      <w:r>
+        <w:rPr>
+          <w:rFonts w:ascii="Consolas" w:cs="Consolas" w:eastAsia="Consolas" w:hAnsi="Consolas"/>
+          <w:color w:val="9A3412"/>
+          <w:sz w:val="19"/>
+          <w:szCs w:val="19"/>
+        </w:rPr>
+        <w:t xml:space="preserve">file</w:t>
+      </w:r>
+      <w:r>
+        <w:rPr>
+          <w:rFonts w:ascii="Calibri" w:cs="Calibri" w:eastAsia="Calibri" w:hAnsi="Calibri"/>
+          <w:color w:val="15181C"/>
+        </w:rPr>
+        <w:t xml:space="preserve">) → в ответе </w:t>
+      </w:r>
+      <w:r>
+        <w:rPr>
+          <w:rFonts w:ascii="Consolas" w:cs="Consolas" w:eastAsia="Consolas" w:hAnsi="Consolas"/>
+          <w:color w:val="9A3412"/>
+          <w:sz w:val="19"/>
+          <w:szCs w:val="19"/>
+        </w:rPr>
+        <w:t xml:space="preserve">background_id</w:t>
+      </w:r>
+      <w:r>
+        <w:rPr>
+          <w:rFonts w:ascii="Calibri" w:cs="Calibri" w:eastAsia="Calibri" w:hAnsi="Calibri"/>
+          <w:color w:val="15181C"/>
+        </w:rPr>
+        <w:t xml:space="preserve">, </w:t>
+      </w:r>
+      <w:r>
+        <w:rPr>
+          <w:rFonts w:ascii="Consolas" w:cs="Consolas" w:eastAsia="Consolas" w:hAnsi="Consolas"/>
+          <w:color w:val="9A3412"/>
+          <w:sz w:val="19"/>
+          <w:szCs w:val="19"/>
+        </w:rPr>
+        <w:t xml:space="preserve">url</w:t>
+      </w:r>
+      <w:r>
+        <w:rPr>
+          <w:rFonts w:ascii="Calibri" w:cs="Calibri" w:eastAsia="Calibri" w:hAnsi="Calibri"/>
+          <w:color w:val="15181C"/>
+        </w:rPr>
+        <w:t xml:space="preserve">, размер в пикселях. В плане остаётся </w:t>
+      </w:r>
+      <w:r>
+        <w:rPr>
+          <w:rFonts w:ascii="Consolas" w:cs="Consolas" w:eastAsia="Consolas" w:hAnsi="Consolas"/>
+          <w:color w:val="9A3412"/>
+          <w:sz w:val="19"/>
+          <w:szCs w:val="19"/>
+        </w:rPr>
+        <w:t xml:space="preserve">SceneBackground</w:t>
+      </w:r>
+      <w:r>
+        <w:rPr>
+          <w:rFonts w:ascii="Calibri" w:cs="Calibri" w:eastAsia="Calibri" w:hAnsi="Calibri"/>
+          <w:color w:val="15181C"/>
+        </w:rPr>
+        <w:t xml:space="preserve"> со ссылкой, так что мегабайты при каждом сохранении не летают. Калибровка (</w:t>
+      </w:r>
+      <w:r>
+        <w:rPr>
+          <w:rFonts w:ascii="Consolas" w:cs="Consolas" w:eastAsia="Consolas" w:hAnsi="Consolas"/>
+          <w:color w:val="9A3412"/>
+          <w:sz w:val="19"/>
+          <w:szCs w:val="19"/>
+        </w:rPr>
+        <w:t xml:space="preserve">scale_m_per_px</w:t>
+      </w:r>
+      <w:r>
+        <w:rPr>
+          <w:rFonts w:ascii="Calibri" w:cs="Calibri" w:eastAsia="Calibri" w:hAnsi="Calibri"/>
+          <w:color w:val="15181C"/>
+        </w:rPr>
+        <w:t xml:space="preserve">), смещение, поворот и прозрачность — в плане, а не в файле. Ограничения: png, jpeg, pdf, до 25 МБ. Маршрут добавлен в </w:t>
+      </w:r>
+      <w:r>
+        <w:rPr>
+          <w:rFonts w:ascii="Consolas" w:cs="Consolas" w:eastAsia="Consolas" w:hAnsi="Consolas"/>
+          <w:color w:val="9A3412"/>
+          <w:sz w:val="19"/>
+          <w:szCs w:val="19"/>
+        </w:rPr>
+        <w:t xml:space="preserve">api-routes.md</w:t>
+      </w:r>
+      <w:r>
+        <w:rPr>
+          <w:rFonts w:ascii="Calibri" w:cs="Calibri" w:eastAsia="Calibri" w:hAnsi="Calibri"/>
+          <w:color w:val="15181C"/>
+        </w:rPr>
+        <w:t xml:space="preserve">, §11.1.</w:t>
+      </w:r>
+    </w:p>
+    <w:p>
+      <w:pPr>
+        <w:spacing w:after="120" w:line="288"/>
+      </w:pPr>
+      <w:r>
+        <w:rPr>
+          <w:rFonts w:ascii="Calibri" w:cs="Calibri" w:eastAsia="Calibri" w:hAnsi="Calibri"/>
+          <w:color w:val="15181C"/>
+        </w:rPr>
+        <w:t xml:space="preserve">Загрузку делает визард (</w:t>
+      </w:r>
+      <w:r>
+        <w:rPr>
+          <w:rFonts w:ascii="Consolas" w:cs="Consolas" w:eastAsia="Consolas" w:hAnsi="Consolas"/>
+          <w:color w:val="9A3412"/>
+          <w:sz w:val="19"/>
+          <w:szCs w:val="19"/>
+        </w:rPr>
+        <w:t xml:space="preserve">uploadBackground</w:t>
+      </w:r>
+      <w:r>
+        <w:rPr>
+          <w:rFonts w:ascii="Calibri" w:cs="Calibri" w:eastAsia="Calibri" w:hAnsi="Calibri"/>
+          <w:color w:val="15181C"/>
+        </w:rPr>
+        <w:t xml:space="preserve"> в </w:t>
+      </w:r>
+      <w:r>
+        <w:rPr>
+          <w:rFonts w:ascii="Consolas" w:cs="Consolas" w:eastAsia="Consolas" w:hAnsi="Consolas"/>
+          <w:color w:val="9A3412"/>
+          <w:sz w:val="19"/>
+          <w:szCs w:val="19"/>
+        </w:rPr>
+        <w:t xml:space="preserve">features/projectApi</w:t>
+      </w:r>
+      <w:r>
+        <w:rPr>
+          <w:rFonts w:ascii="Calibri" w:cs="Calibri" w:eastAsia="Calibri" w:hAnsi="Calibri"/>
+          <w:color w:val="15181C"/>
+        </w:rPr>
+        <w:t xml:space="preserve">), редактор получает готовую ссылку в </w:t>
+      </w:r>
+      <w:r>
+        <w:rPr>
+          <w:rFonts w:ascii="Consolas" w:cs="Consolas" w:eastAsia="Consolas" w:hAnsi="Consolas"/>
+          <w:color w:val="9A3412"/>
+          <w:sz w:val="19"/>
+          <w:szCs w:val="19"/>
+        </w:rPr>
+        <w:t xml:space="preserve">value.background</w:t>
+      </w:r>
+      <w:r>
+        <w:rPr>
+          <w:rFonts w:ascii="Calibri" w:cs="Calibri" w:eastAsia="Calibri" w:hAnsi="Calibri"/>
+          <w:color w:val="15181C"/>
+        </w:rPr>
+        <w:t xml:space="preserve"> и вызов </w:t>
+      </w:r>
+      <w:r>
+        <w:rPr>
+          <w:rFonts w:ascii="Consolas" w:cs="Consolas" w:eastAsia="Consolas" w:hAnsi="Consolas"/>
+          <w:color w:val="9A3412"/>
+          <w:sz w:val="19"/>
+          <w:szCs w:val="19"/>
+        </w:rPr>
+        <w:t xml:space="preserve">onUploadBackground(file)</w:t>
+      </w:r>
+      <w:r>
+        <w:rPr>
+          <w:rFonts w:ascii="Calibri" w:cs="Calibri" w:eastAsia="Calibri" w:hAnsi="Calibri"/>
+          <w:color w:val="15181C"/>
+        </w:rPr>
+        <w:t xml:space="preserve"> в props, если хочет свою кнопку.</w:t>
+      </w:r>
+    </w:p>
+    <w:p>
+      <w:pPr>
+        <w:pStyle w:val="Heading2"/>
+        <w:keepNext/>
+        <w:spacing w:after="100" w:before="200"/>
+      </w:pPr>
+      <w:r>
+        <w:rPr>
+          <w:rFonts w:ascii="Calibri" w:cs="Calibri" w:eastAsia="Calibri" w:hAnsi="Calibri"/>
+          <w:b/>
+          <w:bCs/>
+          <w:color w:val="2B3036"/>
+          <w:sz w:val="24"/>
+          <w:szCs w:val="24"/>
+        </w:rPr>
+        <w:t xml:space="preserve">9.3. Предупреждения с сервера — сделано</w:t>
+      </w:r>
+    </w:p>
+    <w:p>
+      <w:pPr>
+        <w:spacing w:after="120" w:line="288"/>
+      </w:pPr>
+      <w:r>
+        <w:rPr>
+          <w:rFonts w:ascii="Consolas" w:cs="Consolas" w:eastAsia="Consolas" w:hAnsi="Consolas"/>
+          <w:color w:val="9A3412"/>
+          <w:sz w:val="19"/>
+          <w:szCs w:val="19"/>
+        </w:rPr>
+        <w:t xml:space="preserve">ProjectState.scene.warnings: SceneWarning[]</w:t>
+      </w:r>
+      <w:r>
+        <w:rPr>
+          <w:rFonts w:ascii="Calibri" w:cs="Calibri" w:eastAsia="Calibri" w:hAnsi="Calibri"/>
+          <w:color w:val="15181C"/>
+        </w:rPr>
+        <w:t xml:space="preserve"> в ответе на </w:t>
+      </w:r>
+      <w:r>
+        <w:rPr>
+          <w:rFonts w:ascii="Consolas" w:cs="Consolas" w:eastAsia="Consolas" w:hAnsi="Consolas"/>
+          <w:color w:val="9A3412"/>
+          <w:sz w:val="19"/>
+          <w:szCs w:val="19"/>
+        </w:rPr>
+        <w:t xml:space="preserve">PUT /scene</w:t>
+      </w:r>
+      <w:r>
+        <w:rPr>
+          <w:rFonts w:ascii="Calibri" w:cs="Calibri" w:eastAsia="Calibri" w:hAnsi="Calibri"/>
+          <w:color w:val="15181C"/>
+        </w:rPr>
+        <w:t xml:space="preserve">. </w:t>
+      </w:r>
+      <w:r>
+        <w:rPr>
+          <w:rFonts w:ascii="Consolas" w:cs="Consolas" w:eastAsia="Consolas" w:hAnsi="Consolas"/>
+          <w:color w:val="9A3412"/>
+          <w:sz w:val="19"/>
+          <w:szCs w:val="19"/>
+        </w:rPr>
+        <w:t xml:space="preserve">SceneWarning {code, severity, message, target_kind, target_id}</w:t>
+      </w:r>
+      <w:r>
+        <w:rPr>
+          <w:rFonts w:ascii="Calibri" w:cs="Calibri" w:eastAsia="Calibri" w:hAnsi="Calibri"/>
+          <w:color w:val="15181C"/>
+        </w:rPr>
+        <w:t xml:space="preserve"> — по </w:t>
+      </w:r>
+      <w:r>
+        <w:rPr>
+          <w:rFonts w:ascii="Consolas" w:cs="Consolas" w:eastAsia="Consolas" w:hAnsi="Consolas"/>
+          <w:color w:val="9A3412"/>
+          <w:sz w:val="19"/>
+          <w:szCs w:val="19"/>
+        </w:rPr>
+        <w:t xml:space="preserve">target_id</w:t>
+      </w:r>
+      <w:r>
+        <w:rPr>
+          <w:rFonts w:ascii="Calibri" w:cs="Calibri" w:eastAsia="Calibri" w:hAnsi="Calibri"/>
+          <w:color w:val="15181C"/>
+        </w:rPr>
+        <w:t xml:space="preserve"> редактор подсвечивает элемент.</w:t>
+      </w:r>
+    </w:p>
+    <w:p>
+      <w:pPr>
+        <w:spacing w:after="120" w:line="288"/>
+      </w:pPr>
+      <w:r>
+        <w:rPr>
+          <w:rFonts w:ascii="Calibri" w:cs="Calibri" w:eastAsia="Calibri" w:hAnsi="Calibri"/>
+          <w:color w:val="15181C"/>
+        </w:rPr>
+        <w:t xml:space="preserve">Коды, которые сервер считает сейчас: </w:t>
+      </w:r>
+      <w:r>
+        <w:rPr>
+          <w:rFonts w:ascii="Consolas" w:cs="Consolas" w:eastAsia="Consolas" w:hAnsi="Consolas"/>
+          <w:color w:val="9A3412"/>
+          <w:sz w:val="19"/>
+          <w:szCs w:val="19"/>
+        </w:rPr>
+        <w:t xml:space="preserve">route_crosses_wall</w:t>
+      </w:r>
+      <w:r>
+        <w:rPr>
+          <w:rFonts w:ascii="Calibri" w:cs="Calibri" w:eastAsia="Calibri" w:hAnsi="Calibri"/>
+          <w:color w:val="15181C"/>
+        </w:rPr>
+        <w:t xml:space="preserve">, </w:t>
+      </w:r>
+      <w:r>
+        <w:rPr>
+          <w:rFonts w:ascii="Consolas" w:cs="Consolas" w:eastAsia="Consolas" w:hAnsi="Consolas"/>
+          <w:color w:val="9A3412"/>
+          <w:sz w:val="19"/>
+          <w:szCs w:val="19"/>
+        </w:rPr>
+        <w:t xml:space="preserve">robot_in_restricted_zone</w:t>
+      </w:r>
+      <w:r>
+        <w:rPr>
+          <w:rFonts w:ascii="Calibri" w:cs="Calibri" w:eastAsia="Calibri" w:hAnsi="Calibri"/>
+          <w:color w:val="15181C"/>
+        </w:rPr>
+        <w:t xml:space="preserve">, </w:t>
+      </w:r>
+      <w:r>
+        <w:rPr>
+          <w:rFonts w:ascii="Consolas" w:cs="Consolas" w:eastAsia="Consolas" w:hAnsi="Consolas"/>
+          <w:color w:val="9A3412"/>
+          <w:sz w:val="19"/>
+          <w:szCs w:val="19"/>
+        </w:rPr>
+        <w:t xml:space="preserve">aisle_too_narrow</w:t>
+      </w:r>
+      <w:r>
+        <w:rPr>
+          <w:rFonts w:ascii="Calibri" w:cs="Calibri" w:eastAsia="Calibri" w:hAnsi="Calibri"/>
+          <w:color w:val="15181C"/>
+        </w:rPr>
+        <w:t xml:space="preserve"> (маршрут ближе половины нужного прохода к стене), </w:t>
+      </w:r>
+      <w:r>
+        <w:rPr>
+          <w:rFonts w:ascii="Consolas" w:cs="Consolas" w:eastAsia="Consolas" w:hAnsi="Consolas"/>
+          <w:color w:val="9A3412"/>
+          <w:sz w:val="19"/>
+          <w:szCs w:val="19"/>
+        </w:rPr>
+        <w:t xml:space="preserve">zone_outside_bounds</w:t>
+      </w:r>
+      <w:r>
+        <w:rPr>
+          <w:rFonts w:ascii="Calibri" w:cs="Calibri" w:eastAsia="Calibri" w:hAnsi="Calibri"/>
+          <w:color w:val="15181C"/>
+        </w:rPr>
+        <w:t xml:space="preserve">, </w:t>
+      </w:r>
+      <w:r>
+        <w:rPr>
+          <w:rFonts w:ascii="Consolas" w:cs="Consolas" w:eastAsia="Consolas" w:hAnsi="Consolas"/>
+          <w:color w:val="9A3412"/>
+          <w:sz w:val="19"/>
+          <w:szCs w:val="19"/>
+        </w:rPr>
+        <w:t xml:space="preserve">route_not_linked</w:t>
+      </w:r>
+      <w:r>
+        <w:rPr>
+          <w:rFonts w:ascii="Calibri" w:cs="Calibri" w:eastAsia="Calibri" w:hAnsi="Calibri"/>
+          <w:color w:val="15181C"/>
+        </w:rPr>
+        <w:t xml:space="preserve">, </w:t>
+      </w:r>
+      <w:r>
+        <w:rPr>
+          <w:rFonts w:ascii="Consolas" w:cs="Consolas" w:eastAsia="Consolas" w:hAnsi="Consolas"/>
+          <w:color w:val="9A3412"/>
+          <w:sz w:val="19"/>
+          <w:szCs w:val="19"/>
+        </w:rPr>
+        <w:t xml:space="preserve">charging_capacity_exceeded</w:t>
+      </w:r>
+      <w:r>
+        <w:rPr>
+          <w:rFonts w:ascii="Calibri" w:cs="Calibri" w:eastAsia="Calibri" w:hAnsi="Calibri"/>
+          <w:color w:val="15181C"/>
+        </w:rPr>
+        <w:t xml:space="preserve">, </w:t>
+      </w:r>
+      <w:r>
+        <w:rPr>
+          <w:rFonts w:ascii="Consolas" w:cs="Consolas" w:eastAsia="Consolas" w:hAnsi="Consolas"/>
+          <w:color w:val="9A3412"/>
+          <w:sz w:val="19"/>
+          <w:szCs w:val="19"/>
+        </w:rPr>
+        <w:t xml:space="preserve">scene_area_differs_from_form</w:t>
+      </w:r>
+      <w:r>
+        <w:rPr>
+          <w:rFonts w:ascii="Calibri" w:cs="Calibri" w:eastAsia="Calibri" w:hAnsi="Calibri"/>
+          <w:color w:val="15181C"/>
+        </w:rPr>
+        <w:t xml:space="preserve"> (площадь плана расходится с формой больше чем на 20 %). </w:t>
+      </w:r>
+      <w:r>
+        <w:rPr>
+          <w:rFonts w:ascii="Consolas" w:cs="Consolas" w:eastAsia="Consolas" w:hAnsi="Consolas"/>
+          <w:color w:val="9A3412"/>
+          <w:sz w:val="19"/>
+          <w:szCs w:val="19"/>
+        </w:rPr>
+        <w:t xml:space="preserve">severity: error</w:t>
+      </w:r>
+      <w:r>
+        <w:rPr>
+          <w:rFonts w:ascii="Calibri" w:cs="Calibri" w:eastAsia="Calibri" w:hAnsi="Calibri"/>
+          <w:color w:val="15181C"/>
+        </w:rPr>
+        <w:t xml:space="preserve"> означает, что план сохранён, но симуляция по нему не пойдёт.</w:t>
+      </w:r>
+    </w:p>
+    <w:p>
+      <w:pPr>
+        <w:spacing w:after="120" w:line="288"/>
+      </w:pPr>
+      <w:r>
+        <w:rPr>
+          <w:rFonts w:ascii="Calibri" w:cs="Calibri" w:eastAsia="Calibri" w:hAnsi="Calibri"/>
+          <w:color w:val="15181C"/>
+        </w:rPr>
+        <w:t xml:space="preserve">Эталонная реализация всех проверок лежит в </w:t>
+      </w:r>
+      <w:r>
+        <w:rPr>
+          <w:rFonts w:ascii="Consolas" w:cs="Consolas" w:eastAsia="Consolas" w:hAnsi="Consolas"/>
+          <w:color w:val="9A3412"/>
+          <w:sz w:val="19"/>
+          <w:szCs w:val="19"/>
+        </w:rPr>
+        <w:t xml:space="preserve">frontend/src/features/projectApi/sceneChecks.ts</w:t>
+      </w:r>
+      <w:r>
+        <w:rPr>
+          <w:rFonts w:ascii="Calibri" w:cs="Calibri" w:eastAsia="Calibri" w:hAnsi="Calibri"/>
+          <w:color w:val="15181C"/>
+        </w:rPr>
+        <w:t xml:space="preserve"> — геометрия там честная (пересечение отрезков, точка в полигоне, расстояние до отрезка), бэкенду можно переносить формулы оттуда. Редактор может дублировать их локально для мгновенной подсветки, но истина — ответ сервера: те же замечания увидят симуляция и отчёт.</w:t>
+      </w:r>
+    </w:p>
+    <w:p>
+      <w:pPr>
+        <w:pStyle w:val="Heading2"/>
+        <w:keepNext/>
+        <w:spacing w:after="100" w:before="200"/>
+      </w:pPr>
+      <w:r>
+        <w:rPr>
+          <w:rFonts w:ascii="Calibri" w:cs="Calibri" w:eastAsia="Calibri" w:hAnsi="Calibri"/>
+          <w:b/>
+          <w:bCs/>
+          <w:color w:val="2B3036"/>
+          <w:sz w:val="24"/>
+          <w:szCs w:val="24"/>
+        </w:rPr>
+        <w:t xml:space="preserve">9.4. Стоимость персонала — за одного сотрудника</w:t>
+      </w:r>
+    </w:p>
+    <w:p>
+      <w:pPr>
+        <w:spacing w:after="120" w:line="288"/>
+      </w:pPr>
+      <w:r>
+        <w:rPr>
+          <w:rFonts w:ascii="Calibri" w:cs="Calibri" w:eastAsia="Calibri" w:hAnsi="Calibri"/>
+          <w:color w:val="15181C"/>
+        </w:rPr>
+        <w:t xml:space="preserve">В ТЗ написано «стоимость персонала в месяц», в контракте — «₽/мес </w:t>
+      </w:r>
+      <w:r>
+        <w:rPr>
+          <w:rFonts w:ascii="Calibri" w:cs="Calibri" w:eastAsia="Calibri" w:hAnsi="Calibri"/>
+          <w:b/>
+          <w:bCs/>
+          <w:color w:val="15181C"/>
+        </w:rPr>
+        <w:t xml:space="preserve">на одного сотрудника</w:t>
+      </w:r>
+      <w:r>
+        <w:rPr>
+          <w:rFonts w:ascii="Calibri" w:cs="Calibri" w:eastAsia="Calibri" w:hAnsi="Calibri"/>
+          <w:color w:val="15181C"/>
+        </w:rPr>
+        <w:t xml:space="preserve">». Правильным считаем контракт, потому что экономика умножает: </w:t>
+      </w:r>
+      <w:r>
+        <w:rPr>
+          <w:rFonts w:ascii="Consolas" w:cs="Consolas" w:eastAsia="Consolas" w:hAnsi="Consolas"/>
+          <w:color w:val="9A3412"/>
+          <w:sz w:val="19"/>
+          <w:szCs w:val="19"/>
+        </w:rPr>
+        <w:t xml:space="preserve">staff_count × staff_cost_per_month × 12</w:t>
+      </w:r>
+      <w:r>
+        <w:rPr>
+          <w:rFonts w:ascii="Calibri" w:cs="Calibri" w:eastAsia="Calibri" w:hAnsi="Calibri"/>
+          <w:color w:val="15181C"/>
+        </w:rPr>
+        <w:t xml:space="preserve">. Если бы это был фонд на всех, формула завышала бы эффект в </w:t>
+      </w:r>
+      <w:r>
+        <w:rPr>
+          <w:rFonts w:ascii="Consolas" w:cs="Consolas" w:eastAsia="Consolas" w:hAnsi="Consolas"/>
+          <w:color w:val="9A3412"/>
+          <w:sz w:val="19"/>
+          <w:szCs w:val="19"/>
+        </w:rPr>
+        <w:t xml:space="preserve">staff_count</w:t>
+      </w:r>
+      <w:r>
+        <w:rPr>
+          <w:rFonts w:ascii="Calibri" w:cs="Calibri" w:eastAsia="Calibri" w:hAnsi="Calibri"/>
+          <w:color w:val="15181C"/>
+        </w:rPr>
+        <w:t xml:space="preserve"> раз.</w:t>
+      </w:r>
+    </w:p>
+    <w:p>
+      <w:pPr>
+        <w:spacing w:after="120" w:line="288"/>
+      </w:pPr>
+      <w:r>
+        <w:rPr>
+          <w:rFonts w:ascii="Calibri" w:cs="Calibri" w:eastAsia="Calibri" w:hAnsi="Calibri"/>
+          <w:color w:val="15181C"/>
+        </w:rPr>
+        <w:t xml:space="preserve">Что сделано в форме: подпись «Стоимость одного сотрудника», подсказка «на одного человека, с налогами и взносами», и рядом считается контрольная сумма — «на всех выходит N ₽ в месяц». Ошибку теперь видно сразу при вводе.</w:t>
+      </w:r>
+    </w:p>
+    <w:p>
+      <w:pPr>
+        <w:pStyle w:val="Heading2"/>
+        <w:keepNext/>
+        <w:spacing w:after="100" w:before="200"/>
+      </w:pPr>
+      <w:r>
+        <w:rPr>
+          <w:rFonts w:ascii="Calibri" w:cs="Calibri" w:eastAsia="Calibri" w:hAnsi="Calibri"/>
+          <w:b/>
+          <w:bCs/>
+          <w:color w:val="2B3036"/>
+          <w:sz w:val="24"/>
+          <w:szCs w:val="24"/>
+        </w:rPr>
+        <w:t xml:space="preserve">9.5. Один справочник — сведён, главные id английские</w:t>
+      </w:r>
+    </w:p>
+    <w:p>
+      <w:pPr>
+        <w:spacing w:after="120" w:line="288"/>
+      </w:pPr>
+      <w:r>
+        <w:rPr>
+          <w:rFonts w:ascii="Calibri" w:cs="Calibri" w:eastAsia="Calibri" w:hAnsi="Calibri"/>
+          <w:color w:val="15181C"/>
+        </w:rPr>
+        <w:t xml:space="preserve">Главными оставляем </w:t>
+      </w:r>
+      <w:r>
+        <w:rPr>
+          <w:rFonts w:ascii="Calibri" w:cs="Calibri" w:eastAsia="Calibri" w:hAnsi="Calibri"/>
+          <w:b/>
+          <w:bCs/>
+          <w:color w:val="15181C"/>
+        </w:rPr>
+        <w:t xml:space="preserve">английские snake_case</w:t>
+      </w:r>
+      <w:r>
+        <w:rPr>
+          <w:rFonts w:ascii="Calibri" w:cs="Calibri" w:eastAsia="Calibri" w:hAnsi="Calibri"/>
+          <w:color w:val="15181C"/>
+        </w:rPr>
+        <w:t xml:space="preserve">: </w:t>
+      </w:r>
+      <w:r>
+        <w:rPr>
+          <w:rFonts w:ascii="Consolas" w:cs="Consolas" w:eastAsia="Consolas" w:hAnsi="Consolas"/>
+          <w:color w:val="9A3412"/>
+          <w:sz w:val="19"/>
+          <w:szCs w:val="19"/>
+        </w:rPr>
+        <w:t xml:space="preserve">receiving</w:t>
+      </w:r>
+      <w:r>
+        <w:rPr>
+          <w:rFonts w:ascii="Calibri" w:cs="Calibri" w:eastAsia="Calibri" w:hAnsi="Calibri"/>
+          <w:color w:val="15181C"/>
+        </w:rPr>
+        <w:t xml:space="preserve">, </w:t>
+      </w:r>
+      <w:r>
+        <w:rPr>
+          <w:rFonts w:ascii="Consolas" w:cs="Consolas" w:eastAsia="Consolas" w:hAnsi="Consolas"/>
+          <w:color w:val="9A3412"/>
+          <w:sz w:val="19"/>
+          <w:szCs w:val="19"/>
+        </w:rPr>
+        <w:t xml:space="preserve">storage</w:t>
+      </w:r>
+      <w:r>
+        <w:rPr>
+          <w:rFonts w:ascii="Calibri" w:cs="Calibri" w:eastAsia="Calibri" w:hAnsi="Calibri"/>
+          <w:color w:val="15181C"/>
+        </w:rPr>
+        <w:t xml:space="preserve">, </w:t>
+      </w:r>
+      <w:r>
+        <w:rPr>
+          <w:rFonts w:ascii="Consolas" w:cs="Consolas" w:eastAsia="Consolas" w:hAnsi="Consolas"/>
+          <w:color w:val="9A3412"/>
+          <w:sz w:val="19"/>
+          <w:szCs w:val="19"/>
+        </w:rPr>
+        <w:t xml:space="preserve">stacker</w:t>
+      </w:r>
+      <w:r>
+        <w:rPr>
+          <w:rFonts w:ascii="Calibri" w:cs="Calibri" w:eastAsia="Calibri" w:hAnsi="Calibri"/>
+          <w:color w:val="15181C"/>
+        </w:rPr>
+        <w:t xml:space="preserve">, </w:t>
+      </w:r>
+      <w:r>
+        <w:rPr>
+          <w:rFonts w:ascii="Consolas" w:cs="Consolas" w:eastAsia="Consolas" w:hAnsi="Consolas"/>
+          <w:color w:val="9A3412"/>
+          <w:sz w:val="19"/>
+          <w:szCs w:val="19"/>
+        </w:rPr>
+        <w:t xml:space="preserve">amr</w:t>
+      </w:r>
+      <w:r>
+        <w:rPr>
+          <w:rFonts w:ascii="Calibri" w:cs="Calibri" w:eastAsia="Calibri" w:hAnsi="Calibri"/>
+          <w:color w:val="15181C"/>
+        </w:rPr>
+        <w:t xml:space="preserve">. Причина не вкусовая: значения из того же справочника уже лежат в контрактах как enum (</w:t>
+      </w:r>
+      <w:r>
+        <w:rPr>
+          <w:rFonts w:ascii="Consolas" w:cs="Consolas" w:eastAsia="Consolas" w:hAnsi="Consolas"/>
+          <w:color w:val="9A3412"/>
+          <w:sz w:val="19"/>
+          <w:szCs w:val="19"/>
+        </w:rPr>
+        <w:t xml:space="preserve">ZoneType: storage/operation/charging/restricted/transit</w:t>
+      </w:r>
+      <w:r>
+        <w:rPr>
+          <w:rFonts w:ascii="Calibri" w:cs="Calibri" w:eastAsia="Calibri" w:hAnsi="Calibri"/>
+          <w:color w:val="15181C"/>
+        </w:rPr>
+        <w:t xml:space="preserve">, </w:t>
+      </w:r>
+      <w:r>
+        <w:rPr>
+          <w:rFonts w:ascii="Consolas" w:cs="Consolas" w:eastAsia="Consolas" w:hAnsi="Consolas"/>
+          <w:color w:val="9A3412"/>
+          <w:sz w:val="19"/>
+          <w:szCs w:val="19"/>
+        </w:rPr>
+        <w:t xml:space="preserve">AcquisitionModel: purchase/leasing/raas</w:t>
+      </w:r>
+      <w:r>
+        <w:rPr>
+          <w:rFonts w:ascii="Calibri" w:cs="Calibri" w:eastAsia="Calibri" w:hAnsi="Calibri"/>
+          <w:color w:val="15181C"/>
+        </w:rPr>
+        <w:t xml:space="preserve">) и в каталоге через CPE. Транслит (</w:t>
+      </w:r>
+      <w:r>
+        <w:rPr>
+          <w:rFonts w:ascii="Consolas" w:cs="Consolas" w:eastAsia="Consolas" w:hAnsi="Consolas"/>
+          <w:color w:val="9A3412"/>
+          <w:sz w:val="19"/>
+          <w:szCs w:val="19"/>
+        </w:rPr>
+        <w:t xml:space="preserve">zona_priemki</w:t>
+      </w:r>
+      <w:r>
+        <w:rPr>
+          <w:rFonts w:ascii="Calibri" w:cs="Calibri" w:eastAsia="Calibri" w:hAnsi="Calibri"/>
+          <w:color w:val="15181C"/>
+        </w:rPr>
+        <w:t xml:space="preserve">, </w:t>
+      </w:r>
+      <w:r>
+        <w:rPr>
+          <w:rFonts w:ascii="Consolas" w:cs="Consolas" w:eastAsia="Consolas" w:hAnsi="Consolas"/>
+          <w:color w:val="9A3412"/>
+          <w:sz w:val="19"/>
+          <w:szCs w:val="19"/>
+        </w:rPr>
+        <w:t xml:space="preserve">robot_shtabeler</w:t>
+      </w:r>
+      <w:r>
+        <w:rPr>
+          <w:rFonts w:ascii="Calibri" w:cs="Calibri" w:eastAsia="Calibri" w:hAnsi="Calibri"/>
+          <w:color w:val="15181C"/>
+        </w:rPr>
+        <w:t xml:space="preserve">) пришлось бы конвертировать в трёх местах.</w:t>
+      </w:r>
+    </w:p>
+    <w:p>
+      <w:pPr>
+        <w:spacing w:after="120" w:line="288"/>
+      </w:pPr>
+      <w:r>
+        <w:rPr>
+          <w:rFonts w:ascii="Calibri" w:cs="Calibri" w:eastAsia="Calibri" w:hAnsi="Calibri"/>
+          <w:color w:val="15181C"/>
+        </w:rPr>
+        <w:t xml:space="preserve">Чтобы тебе ничего не переписывать: в </w:t>
+      </w:r>
+      <w:r>
+        <w:rPr>
+          <w:rFonts w:ascii="Consolas" w:cs="Consolas" w:eastAsia="Consolas" w:hAnsi="Consolas"/>
+          <w:color w:val="9A3412"/>
+          <w:sz w:val="19"/>
+          <w:szCs w:val="19"/>
+        </w:rPr>
+        <w:t xml:space="preserve">contracts/dictionaries/categories.json</w:t>
+      </w:r>
+      <w:r>
+        <w:rPr>
+          <w:rFonts w:ascii="Calibri" w:cs="Calibri" w:eastAsia="Calibri" w:hAnsi="Calibri"/>
+          <w:color w:val="15181C"/>
+        </w:rPr>
+        <w:t xml:space="preserve"> у значений появилось поле </w:t>
+      </w:r>
+      <w:r>
+        <w:rPr>
+          <w:rFonts w:ascii="Consolas" w:cs="Consolas" w:eastAsia="Consolas" w:hAnsi="Consolas"/>
+          <w:color w:val="9A3412"/>
+          <w:sz w:val="19"/>
+          <w:szCs w:val="19"/>
+        </w:rPr>
+        <w:t xml:space="preserve">aliases</w:t>
+      </w:r>
+      <w:r>
+        <w:rPr>
+          <w:rFonts w:ascii="Calibri" w:cs="Calibri" w:eastAsia="Calibri" w:hAnsi="Calibri"/>
+          <w:color w:val="15181C"/>
+        </w:rPr>
+        <w:t xml:space="preserve"> с твоими названиями, и сервер </w:t>
+      </w:r>
+      <w:r>
+        <w:rPr>
+          <w:rFonts w:ascii="Calibri" w:cs="Calibri" w:eastAsia="Calibri" w:hAnsi="Calibri"/>
+          <w:b/>
+          <w:bCs/>
+          <w:color w:val="15181C"/>
+        </w:rPr>
+        <w:t xml:space="preserve">принимает алиас на входе</w:t>
+      </w:r>
+      <w:r>
+        <w:rPr>
+          <w:rFonts w:ascii="Calibri" w:cs="Calibri" w:eastAsia="Calibri" w:hAnsi="Calibri"/>
+          <w:color w:val="15181C"/>
+        </w:rPr>
+        <w:t xml:space="preserve">, а в ответах и в данных возвращает главный id.</w:t>
+      </w:r>
+    </w:p>
+    <w:p>
+      <w:pPr>
+        <w:keepLines/>
+        <w:pBdr>
+          <w:top w:val="single" w:color="D6DBE1" w:sz="4" w:space="4"/>
+        </w:pBdr>
+        <w:shd w:fill="F4F5F7" w:color="auto" w:val="clear"/>
+        <w:spacing w:after="0" w:before="80" w:line="240"/>
+        <w:ind w:left="113" w:right="113"/>
+      </w:pPr>
+      <w:r>
+        <w:rPr>
+          <w:rFonts w:ascii="Consolas" w:cs="Consolas" w:eastAsia="Consolas" w:hAnsi="Consolas"/>
+          <w:color w:val="15181C"/>
+          <w:sz w:val="15"/>
+          <w:szCs w:val="15"/>
+        </w:rPr>
+        <w:t xml:space="preserve">{ "id": "receiving", "label": "Приёмка", "zone_type": "operation",</w:t>
+      </w:r>
+    </w:p>
+    <w:p>
+      <w:pPr>
+        <w:keepLines/>
+        <w:shd w:fill="F4F5F7" w:color="auto" w:val="clear"/>
+        <w:spacing w:after="0" w:before="0" w:line="240"/>
+        <w:ind w:left="113" w:right="113"/>
+      </w:pPr>
+      <w:r>
+        <w:rPr>
+          <w:rFonts w:ascii="Consolas" w:cs="Consolas" w:eastAsia="Consolas" w:hAnsi="Consolas"/>
+          <w:color w:val="15181C"/>
+          <w:sz w:val="15"/>
+          <w:szCs w:val="15"/>
+        </w:rPr>
+        <w:t xml:space="preserve">  "aliases": ["zona_priemki", "priemka"] }</w:t>
+      </w:r>
+    </w:p>
+    <w:p>
+      <w:pPr>
+        <w:keepLines/>
+        <w:shd w:fill="F4F5F7" w:color="auto" w:val="clear"/>
+        <w:spacing w:after="0" w:before="0" w:line="240"/>
+        <w:ind w:left="113" w:right="113"/>
+      </w:pPr>
+      <w:r>
+        <w:rPr>
+          <w:rFonts w:ascii="Consolas" w:cs="Consolas" w:eastAsia="Consolas" w:hAnsi="Consolas"/>
+          <w:color w:val="15181C"/>
+          <w:sz w:val="15"/>
+          <w:szCs w:val="15"/>
+        </w:rPr>
+        <w:t xml:space="preserve">{ "id": "stacker", "label": "Робот-штабелёр",</w:t>
+      </w:r>
+    </w:p>
+    <w:p>
+      <w:pPr>
+        <w:keepLines/>
+        <w:pBdr>
+          <w:bottom w:val="single" w:color="D6DBE1" w:sz="4" w:space="4"/>
+        </w:pBdr>
+        <w:shd w:fill="F4F5F7" w:color="auto" w:val="clear"/>
+        <w:spacing w:after="160" w:before="0" w:line="240"/>
+        <w:ind w:left="113" w:right="113"/>
+      </w:pPr>
+      <w:r>
+        <w:rPr>
+          <w:rFonts w:ascii="Consolas" w:cs="Consolas" w:eastAsia="Consolas" w:hAnsi="Consolas"/>
+          <w:color w:val="15181C"/>
+          <w:sz w:val="15"/>
+          <w:szCs w:val="15"/>
+        </w:rPr>
+        <w:t xml:space="preserve">  "aliases": ["robot_shtabeler", "shtabeler"] }</w:t>
+      </w:r>
+    </w:p>
+    <w:p>
+      <w:pPr>
+        <w:spacing w:after="120" w:line="288"/>
+      </w:pPr>
+      <w:r>
+        <w:rPr>
+          <w:rFonts w:ascii="Calibri" w:cs="Calibri" w:eastAsia="Calibri" w:hAnsi="Calibri"/>
+          <w:color w:val="15181C"/>
+        </w:rPr>
+        <w:t xml:space="preserve">Алиасы проставлены для всех рабочих зон, типов зон, видов точек и категорий техники (22 значения). </w:t>
+      </w:r>
+      <w:r>
+        <w:rPr>
+          <w:rFonts w:ascii="Calibri" w:cs="Calibri" w:eastAsia="Calibri" w:hAnsi="Calibri"/>
+          <w:b/>
+          <w:bCs/>
+          <w:color w:val="15181C"/>
+        </w:rPr>
+        <w:t xml:space="preserve">Пришли свой </w:t>
+      </w:r>
+      <w:r>
+        <w:rPr>
+          <w:rFonts w:ascii="Consolas" w:cs="Consolas" w:eastAsia="Consolas" w:hAnsi="Consolas"/>
+          <w:b/>
+          <w:bCs/>
+          <w:color w:val="9A3412"/>
+          <w:sz w:val="19"/>
+          <w:szCs w:val="19"/>
+        </w:rPr>
+        <w:t xml:space="preserve">categories.json</w:t>
+      </w:r>
+      <w:r>
+        <w:rPr>
+          <w:rFonts w:ascii="Calibri" w:cs="Calibri" w:eastAsia="Calibri" w:hAnsi="Calibri"/>
+          <w:color w:val="15181C"/>
+        </w:rPr>
+        <w:t xml:space="preserve"> — допишу недостающее и добавлю алиасы к остальным; если в нём есть значения, которых у нас нет, они переедут в общий файл, а не останутся отдельным списком.</w:t>
+      </w:r>
+    </w:p>
+    <w:p>
+      <w:pPr>
+        <w:pStyle w:val="Heading2"/>
+        <w:keepNext/>
+        <w:spacing w:after="100" w:before="200"/>
+      </w:pPr>
+      <w:r>
+        <w:rPr>
+          <w:rFonts w:ascii="Calibri" w:cs="Calibri" w:eastAsia="Calibri" w:hAnsi="Calibri"/>
+          <w:b/>
+          <w:bCs/>
+          <w:color w:val="2B3036"/>
+          <w:sz w:val="24"/>
+          <w:szCs w:val="24"/>
+        </w:rPr>
+        <w:t xml:space="preserve">9.6. Хватает ли данных симуляции — вопрос к Стасу</w:t>
+      </w:r>
+    </w:p>
+    <w:p>
+      <w:pPr>
+        <w:spacing w:after="120" w:line="288"/>
+      </w:pPr>
+      <w:r>
+        <w:rPr>
+          <w:rFonts w:ascii="Calibri" w:cs="Calibri" w:eastAsia="Calibri" w:hAnsi="Calibri"/>
+          <w:color w:val="15181C"/>
+        </w:rPr>
+        <w:t xml:space="preserve">В план добавлено ровно то, что ты перечислил: направление маршрута, привязка маршрута к точкам, стартовый поворот робота, его точка старта и зарядка, плюс число мест у зарядки. Для </w:t>
+      </w:r>
+      <w:r>
+        <w:rPr>
+          <w:rFonts w:ascii="Consolas" w:cs="Consolas" w:eastAsia="Consolas" w:hAnsi="Consolas"/>
+          <w:color w:val="9A3412"/>
+          <w:sz w:val="19"/>
+          <w:szCs w:val="19"/>
+        </w:rPr>
+        <w:t xml:space="preserve">SimulationTimeline</w:t>
+      </w:r>
+      <w:r>
+        <w:rPr>
+          <w:rFonts w:ascii="Calibri" w:cs="Calibri" w:eastAsia="Calibri" w:hAnsi="Calibri"/>
+          <w:color w:val="15181C"/>
+        </w:rPr>
+        <w:t xml:space="preserve"> этого, по-моему, достаточно: робот стартует из </w:t>
+      </w:r>
+      <w:r>
+        <w:rPr>
+          <w:rFonts w:ascii="Consolas" w:cs="Consolas" w:eastAsia="Consolas" w:hAnsi="Consolas"/>
+          <w:color w:val="9A3412"/>
+          <w:sz w:val="19"/>
+          <w:szCs w:val="19"/>
+        </w:rPr>
+        <w:t xml:space="preserve">start_position</w:t>
+      </w:r>
+      <w:r>
+        <w:rPr>
+          <w:rFonts w:ascii="Calibri" w:cs="Calibri" w:eastAsia="Calibri" w:hAnsi="Calibri"/>
+          <w:color w:val="15181C"/>
+        </w:rPr>
+        <w:t xml:space="preserve"> с </w:t>
+      </w:r>
+      <w:r>
+        <w:rPr>
+          <w:rFonts w:ascii="Consolas" w:cs="Consolas" w:eastAsia="Consolas" w:hAnsi="Consolas"/>
+          <w:color w:val="9A3412"/>
+          <w:sz w:val="19"/>
+          <w:szCs w:val="19"/>
+        </w:rPr>
+        <w:t xml:space="preserve">start_rotation_deg</w:t>
+      </w:r>
+      <w:r>
+        <w:rPr>
+          <w:rFonts w:ascii="Calibri" w:cs="Calibri" w:eastAsia="Calibri" w:hAnsi="Calibri"/>
+          <w:color w:val="15181C"/>
+        </w:rPr>
+        <w:t xml:space="preserve">, едет по маршрутам между </w:t>
+      </w:r>
+      <w:r>
+        <w:rPr>
+          <w:rFonts w:ascii="Consolas" w:cs="Consolas" w:eastAsia="Consolas" w:hAnsi="Consolas"/>
+          <w:color w:val="9A3412"/>
+          <w:sz w:val="19"/>
+          <w:szCs w:val="19"/>
+        </w:rPr>
+        <w:t xml:space="preserve">from_point_id</w:t>
+      </w:r>
+      <w:r>
+        <w:rPr>
+          <w:rFonts w:ascii="Calibri" w:cs="Calibri" w:eastAsia="Calibri" w:hAnsi="Calibri"/>
+          <w:color w:val="15181C"/>
+        </w:rPr>
+        <w:t xml:space="preserve"> и </w:t>
+      </w:r>
+      <w:r>
+        <w:rPr>
+          <w:rFonts w:ascii="Consolas" w:cs="Consolas" w:eastAsia="Consolas" w:hAnsi="Consolas"/>
+          <w:color w:val="9A3412"/>
+          <w:sz w:val="19"/>
+          <w:szCs w:val="19"/>
+        </w:rPr>
+        <w:t xml:space="preserve">to_point_id</w:t>
+      </w:r>
+      <w:r>
+        <w:rPr>
+          <w:rFonts w:ascii="Calibri" w:cs="Calibri" w:eastAsia="Calibri" w:hAnsi="Calibri"/>
+          <w:color w:val="15181C"/>
+        </w:rPr>
+        <w:t xml:space="preserve">, возвращается на </w:t>
+      </w:r>
+      <w:r>
+        <w:rPr>
+          <w:rFonts w:ascii="Consolas" w:cs="Consolas" w:eastAsia="Consolas" w:hAnsi="Consolas"/>
+          <w:color w:val="9A3412"/>
+          <w:sz w:val="19"/>
+          <w:szCs w:val="19"/>
+        </w:rPr>
+        <w:t xml:space="preserve">charging_point_id</w:t>
+      </w:r>
+      <w:r>
+        <w:rPr>
+          <w:rFonts w:ascii="Calibri" w:cs="Calibri" w:eastAsia="Calibri" w:hAnsi="Calibri"/>
+          <w:color w:val="15181C"/>
+        </w:rPr>
+        <w:t xml:space="preserve">, а </w:t>
+      </w:r>
+      <w:r>
+        <w:rPr>
+          <w:rFonts w:ascii="Consolas" w:cs="Consolas" w:eastAsia="Consolas" w:hAnsi="Consolas"/>
+          <w:color w:val="9A3412"/>
+          <w:sz w:val="19"/>
+          <w:szCs w:val="19"/>
+        </w:rPr>
+        <w:t xml:space="preserve">capacity</w:t>
+      </w:r>
+      <w:r>
+        <w:rPr>
+          <w:rFonts w:ascii="Calibri" w:cs="Calibri" w:eastAsia="Calibri" w:hAnsi="Calibri"/>
+          <w:color w:val="15181C"/>
+        </w:rPr>
+        <w:t xml:space="preserve"> ограничивает очередь на зарядке.</w:t>
+      </w:r>
+    </w:p>
+    <w:p>
+      <w:pPr>
+        <w:spacing w:after="120" w:line="288"/>
+      </w:pPr>
+      <w:r>
+        <w:rPr>
+          <w:rFonts w:ascii="Calibri" w:cs="Calibri" w:eastAsia="Calibri" w:hAnsi="Calibri"/>
+          <w:color w:val="15181C"/>
+        </w:rPr>
+        <w:t xml:space="preserve">Чего в плане </w:t>
+      </w:r>
+      <w:r>
+        <w:rPr>
+          <w:rFonts w:ascii="Calibri" w:cs="Calibri" w:eastAsia="Calibri" w:hAnsi="Calibri"/>
+          <w:b/>
+          <w:bCs/>
+          <w:color w:val="15181C"/>
+        </w:rPr>
+        <w:t xml:space="preserve">нет</w:t>
+      </w:r>
+      <w:r>
+        <w:rPr>
+          <w:rFonts w:ascii="Calibri" w:cs="Calibri" w:eastAsia="Calibri" w:hAnsi="Calibri"/>
+          <w:color w:val="15181C"/>
+        </w:rPr>
+        <w:t xml:space="preserve"> и что, возможно, понадобится Стасу — решаем вместе: скорость движения внутри зон (ограничения), приоритет маршрутов, расписание операций (сколько задач в час на точку). Скорость робота и производительность пока берутся из каталога, а не из плана.</w:t>
+      </w:r>
+    </w:p>
+    <w:p>
+      <w:pPr>
+        <w:pStyle w:val="Heading2"/>
+        <w:keepNext/>
+        <w:spacing w:after="100" w:before="200"/>
+      </w:pPr>
+      <w:r>
+        <w:rPr>
+          <w:rFonts w:ascii="Calibri" w:cs="Calibri" w:eastAsia="Calibri" w:hAnsi="Calibri"/>
+          <w:b/>
+          <w:bCs/>
+          <w:color w:val="2B3036"/>
+          <w:sz w:val="24"/>
+          <w:szCs w:val="24"/>
+        </w:rPr>
+        <w:t xml:space="preserve">9.7. Перенос редактора: react-konva и vitest — согласен</w:t>
+      </w:r>
+    </w:p>
+    <w:p>
+      <w:pPr>
+        <w:spacing w:after="120" w:line="288"/>
+      </w:pPr>
+      <w:r>
+        <w:rPr>
+          <w:rFonts w:ascii="Calibri" w:cs="Calibri" w:eastAsia="Calibri" w:hAnsi="Calibri"/>
+          <w:color w:val="15181C"/>
+        </w:rPr>
+        <w:t xml:space="preserve">Обе зависимости нормальные: konva закрывает холст, vitest ложится на Vite без отдельного конфига. Просьбы к переносу:</w:t>
+      </w:r>
+    </w:p>
+    <w:p>
+      <w:pPr>
+        <w:pStyle w:val="ListParagraph"/>
+        <w:numPr>
+          <w:ilvl w:val="0"/>
+          <w:numId w:val="2"/>
+        </w:numPr>
+        <w:spacing w:after="80" w:line="276"/>
+      </w:pPr>
+      <w:r>
+        <w:rPr>
+          <w:rFonts w:ascii="Calibri" w:cs="Calibri" w:eastAsia="Calibri" w:hAnsi="Calibri"/>
+          <w:color w:val="15181C"/>
+        </w:rPr>
+        <w:t xml:space="preserve">ставить как </w:t>
+      </w:r>
+      <w:r>
+        <w:rPr>
+          <w:rFonts w:ascii="Consolas" w:cs="Consolas" w:eastAsia="Consolas" w:hAnsi="Consolas"/>
+          <w:color w:val="9A3412"/>
+          <w:sz w:val="19"/>
+          <w:szCs w:val="19"/>
+        </w:rPr>
+        <w:t xml:space="preserve">npm i react-konva konva</w:t>
+      </w:r>
+      <w:r>
+        <w:rPr>
+          <w:rFonts w:ascii="Calibri" w:cs="Calibri" w:eastAsia="Calibri" w:hAnsi="Calibri"/>
+          <w:color w:val="15181C"/>
+        </w:rPr>
+        <w:t xml:space="preserve"> и </w:t>
+      </w:r>
+      <w:r>
+        <w:rPr>
+          <w:rFonts w:ascii="Consolas" w:cs="Consolas" w:eastAsia="Consolas" w:hAnsi="Consolas"/>
+          <w:color w:val="9A3412"/>
+          <w:sz w:val="19"/>
+          <w:szCs w:val="19"/>
+        </w:rPr>
+        <w:t xml:space="preserve">npm i -D vitest</w:t>
+      </w:r>
+      <w:r>
+        <w:rPr>
+          <w:rFonts w:ascii="Calibri" w:cs="Calibri" w:eastAsia="Calibri" w:hAnsi="Calibri"/>
+          <w:color w:val="15181C"/>
+        </w:rPr>
+        <w:t xml:space="preserve"> в </w:t>
+      </w:r>
+      <w:r>
+        <w:rPr>
+          <w:rFonts w:ascii="Consolas" w:cs="Consolas" w:eastAsia="Consolas" w:hAnsi="Consolas"/>
+          <w:color w:val="9A3412"/>
+          <w:sz w:val="19"/>
+          <w:szCs w:val="19"/>
+        </w:rPr>
+        <w:t xml:space="preserve">frontend/</w:t>
+      </w:r>
+      <w:r>
+        <w:rPr>
+          <w:rFonts w:ascii="Calibri" w:cs="Calibri" w:eastAsia="Calibri" w:hAnsi="Calibri"/>
+          <w:color w:val="15181C"/>
+        </w:rPr>
+        <w:t xml:space="preserve">, отдельный </w:t>
+      </w:r>
+      <w:r>
+        <w:rPr>
+          <w:rFonts w:ascii="Consolas" w:cs="Consolas" w:eastAsia="Consolas" w:hAnsi="Consolas"/>
+          <w:color w:val="9A3412"/>
+          <w:sz w:val="19"/>
+          <w:szCs w:val="19"/>
+        </w:rPr>
+        <w:t xml:space="preserve">package.json</w:t>
+      </w:r>
+      <w:r>
+        <w:rPr>
+          <w:rFonts w:ascii="Calibri" w:cs="Calibri" w:eastAsia="Calibri" w:hAnsi="Calibri"/>
+          <w:color w:val="15181C"/>
+        </w:rPr>
+        <w:t xml:space="preserve"> не заводить;</w:t>
+      </w:r>
+    </w:p>
+    <w:p>
+      <w:pPr>
+        <w:pStyle w:val="ListParagraph"/>
+        <w:numPr>
+          <w:ilvl w:val="0"/>
+          <w:numId w:val="2"/>
+        </w:numPr>
+        <w:spacing w:after="80" w:line="276"/>
+      </w:pPr>
+      <w:r>
+        <w:rPr>
+          <w:rFonts w:ascii="Calibri" w:cs="Calibri" w:eastAsia="Calibri" w:hAnsi="Calibri"/>
+          <w:color w:val="15181C"/>
+        </w:rPr>
+        <w:t xml:space="preserve">тесты рядом с кодом (</w:t>
+      </w:r>
+      <w:r>
+        <w:rPr>
+          <w:rFonts w:ascii="Consolas" w:cs="Consolas" w:eastAsia="Consolas" w:hAnsi="Consolas"/>
+          <w:color w:val="9A3412"/>
+          <w:sz w:val="19"/>
+          <w:szCs w:val="19"/>
+        </w:rPr>
+        <w:t xml:space="preserve">*.test.ts</w:t>
+      </w:r>
+      <w:r>
+        <w:rPr>
+          <w:rFonts w:ascii="Calibri" w:cs="Calibri" w:eastAsia="Calibri" w:hAnsi="Calibri"/>
+          <w:color w:val="15181C"/>
+        </w:rPr>
+        <w:t xml:space="preserve">), скрипт </w:t>
+      </w:r>
+      <w:r>
+        <w:rPr>
+          <w:rFonts w:ascii="Consolas" w:cs="Consolas" w:eastAsia="Consolas" w:hAnsi="Consolas"/>
+          <w:color w:val="9A3412"/>
+          <w:sz w:val="19"/>
+          <w:szCs w:val="19"/>
+        </w:rPr>
+        <w:t xml:space="preserve">npm test</w:t>
+      </w:r>
+      <w:r>
+        <w:rPr>
+          <w:rFonts w:ascii="Calibri" w:cs="Calibri" w:eastAsia="Calibri" w:hAnsi="Calibri"/>
+          <w:color w:val="15181C"/>
+        </w:rPr>
+        <w:t xml:space="preserve"> добавлю я;</w:t>
+      </w:r>
+    </w:p>
+    <w:p>
+      <w:pPr>
+        <w:pStyle w:val="ListParagraph"/>
+        <w:numPr>
+          <w:ilvl w:val="0"/>
+          <w:numId w:val="2"/>
+        </w:numPr>
+        <w:spacing w:after="80" w:line="276"/>
+      </w:pPr>
+      <w:r>
+        <w:rPr>
+          <w:rFonts w:ascii="Calibri" w:cs="Calibri" w:eastAsia="Calibri" w:hAnsi="Calibri"/>
+          <w:color w:val="15181C"/>
+        </w:rPr>
+        <w:t xml:space="preserve">сборка после переноса должна проходить </w:t>
+      </w:r>
+      <w:r>
+        <w:rPr>
+          <w:rFonts w:ascii="Consolas" w:cs="Consolas" w:eastAsia="Consolas" w:hAnsi="Consolas"/>
+          <w:color w:val="9A3412"/>
+          <w:sz w:val="19"/>
+          <w:szCs w:val="19"/>
+        </w:rPr>
+        <w:t xml:space="preserve">npm run build</w:t>
+      </w:r>
+      <w:r>
+        <w:rPr>
+          <w:rFonts w:ascii="Calibri" w:cs="Calibri" w:eastAsia="Calibri" w:hAnsi="Calibri"/>
+          <w:color w:val="15181C"/>
+        </w:rPr>
+        <w:t xml:space="preserve"> и </w:t>
+      </w:r>
+      <w:r>
+        <w:rPr>
+          <w:rFonts w:ascii="Consolas" w:cs="Consolas" w:eastAsia="Consolas" w:hAnsi="Consolas"/>
+          <w:color w:val="9A3412"/>
+          <w:sz w:val="19"/>
+          <w:szCs w:val="19"/>
+        </w:rPr>
+        <w:t xml:space="preserve">npm run lint</w:t>
+      </w:r>
+      <w:r>
+        <w:rPr>
+          <w:rFonts w:ascii="Calibri" w:cs="Calibri" w:eastAsia="Calibri" w:hAnsi="Calibri"/>
+          <w:color w:val="15181C"/>
+        </w:rPr>
+        <w:t xml:space="preserve"> без новых предупреждений — сейчас оба чистые.</w:t>
       </w:r>
     </w:p>
     <w:sectPr>
